--- a/benutzerhandbuch.docx
+++ b/benutzerhandbuch.docx
@@ -37,7 +37,39 @@
           <w:sz w:val="24"/>
           <w:szCs w:val="24"/>
         </w:rPr>
-        <w:t>Willkommen beim XXX (Name wird noch gesucht)!</w:t>
+        <w:t xml:space="preserve">Willkommen beim </w:t>
+      </w:r>
+      <w:r>
+        <w:rPr>
+          <w:rFonts w:ascii="DB Neo Office" w:hAnsi="DB Neo Office"/>
+          <w:sz w:val="24"/>
+          <w:szCs w:val="24"/>
+        </w:rPr>
+        <w:t>BetraTool</w:t>
+      </w:r>
+      <w:r>
+        <w:rPr>
+          <w:rFonts w:ascii="DB Neo Office" w:hAnsi="DB Neo Office"/>
+          <w:sz w:val="24"/>
+          <w:szCs w:val="24"/>
+        </w:rPr>
+        <w:t xml:space="preserve"> (</w:t>
+      </w:r>
+      <w:r>
+        <w:rPr>
+          <w:rFonts w:ascii="DB Neo Office" w:hAnsi="DB Neo Office"/>
+          <w:sz w:val="24"/>
+          <w:szCs w:val="24"/>
+        </w:rPr>
+        <w:t>Arbeitstitel, endgültiger Name wird noch gesucht</w:t>
+      </w:r>
+      <w:r>
+        <w:rPr>
+          <w:rFonts w:ascii="DB Neo Office" w:hAnsi="DB Neo Office"/>
+          <w:sz w:val="24"/>
+          <w:szCs w:val="24"/>
+        </w:rPr>
+        <w:t>)!</w:t>
       </w:r>
     </w:p>
     <w:p>
@@ -163,7 +195,7 @@
           <w:szCs w:val="24"/>
         </w:rPr>
         <w:drawing>
-          <wp:inline distT="0" distB="0" distL="0" distR="0" wp14:anchorId="0C0B6B7A" wp14:editId="0E361A48">
+          <wp:inline distT="0" distB="0" distL="0" distR="0" wp14:anchorId="0C0B6B7A" wp14:editId="4D201EB4">
             <wp:extent cx="5760720" cy="2976880"/>
             <wp:effectExtent l="19050" t="19050" r="11430" b="13970"/>
             <wp:docPr id="1493670828" name="Grafik 1" descr="Ein Bild, das Text, Screenshot, Schrift, Zahl enthält.&#10;&#10;KI-generierte Inhalte können fehlerhaft sein."/>
@@ -3444,6 +3476,401 @@
           <w:szCs w:val="24"/>
         </w:rPr>
       </w:pPr>
+      <w:r>
+        <w:rPr>
+          <w:rFonts w:ascii="DB Neo Office" w:hAnsi="DB Neo Office"/>
+          <w:sz w:val="24"/>
+          <w:szCs w:val="24"/>
+        </w:rPr>
+        <w:t>Eine Anfrage über Teams bzw. E-Mail ist bitte zu bevorzugen.</w:t>
+      </w:r>
+    </w:p>
+    <w:p>
+      <w:pPr>
+        <w:rPr>
+          <w:rFonts w:ascii="DB Neo Office" w:hAnsi="DB Neo Office"/>
+          <w:sz w:val="24"/>
+          <w:szCs w:val="24"/>
+        </w:rPr>
+      </w:pPr>
+    </w:p>
+    <w:p>
+      <w:pPr>
+        <w:rPr>
+          <w:rFonts w:ascii="DB Neo Office Head" w:hAnsi="DB Neo Office Head"/>
+          <w:b/>
+          <w:bCs/>
+          <w:sz w:val="36"/>
+          <w:szCs w:val="36"/>
+        </w:rPr>
+      </w:pPr>
+      <w:r>
+        <w:rPr>
+          <w:rFonts w:ascii="DB Neo Office Head" w:hAnsi="DB Neo Office Head"/>
+          <w:b/>
+          <w:bCs/>
+          <w:sz w:val="36"/>
+          <w:szCs w:val="36"/>
+        </w:rPr>
+        <w:t>Wie wird das Programm aktualisiert</w:t>
+      </w:r>
+      <w:r>
+        <w:rPr>
+          <w:rFonts w:ascii="DB Neo Office Head" w:hAnsi="DB Neo Office Head"/>
+          <w:b/>
+          <w:bCs/>
+          <w:sz w:val="36"/>
+          <w:szCs w:val="36"/>
+        </w:rPr>
+        <w:t>?</w:t>
+      </w:r>
+    </w:p>
+    <w:p>
+      <w:pPr>
+        <w:rPr>
+          <w:rFonts w:ascii="DB Neo Office" w:hAnsi="DB Neo Office"/>
+          <w:sz w:val="24"/>
+          <w:szCs w:val="24"/>
+        </w:rPr>
+      </w:pPr>
+      <w:r>
+        <w:rPr>
+          <w:rFonts w:ascii="DB Neo Office" w:hAnsi="DB Neo Office"/>
+          <w:sz w:val="24"/>
+          <w:szCs w:val="24"/>
+        </w:rPr>
+        <w:t>Bei Fehlern, neuen Funktionen oder</w:t>
+      </w:r>
+      <w:r>
+        <w:rPr>
+          <w:rFonts w:ascii="DB Neo Office" w:hAnsi="DB Neo Office"/>
+          <w:sz w:val="24"/>
+          <w:szCs w:val="24"/>
+        </w:rPr>
+        <w:t xml:space="preserve"> spätestens bei</w:t>
+      </w:r>
+      <w:r>
+        <w:rPr>
+          <w:rFonts w:ascii="DB Neo Office" w:hAnsi="DB Neo Office"/>
+          <w:sz w:val="24"/>
+          <w:szCs w:val="24"/>
+        </w:rPr>
+        <w:t xml:space="preserve"> jährlichen Anpassungen wird eine neue Version des Programms bereitgestellt. Da das Programm offline arbeitet, muss diese Aktualisierung manuell durchgeführt werden.</w:t>
+      </w:r>
+    </w:p>
+    <w:p>
+      <w:pPr>
+        <w:rPr>
+          <w:rFonts w:ascii="DB Neo Office" w:hAnsi="DB Neo Office"/>
+          <w:sz w:val="24"/>
+          <w:szCs w:val="24"/>
+        </w:rPr>
+      </w:pPr>
+      <w:r>
+        <w:rPr>
+          <w:rFonts w:ascii="DB Neo Office" w:hAnsi="DB Neo Office"/>
+          <w:sz w:val="24"/>
+          <w:szCs w:val="24"/>
+        </w:rPr>
+        <w:t>Die aktuell verwendete Version sehen Sie nach dem Start oben im Fenstertitel (z. B. v1.</w:t>
+      </w:r>
+      <w:r>
+        <w:rPr>
+          <w:rFonts w:ascii="DB Neo Office" w:hAnsi="DB Neo Office"/>
+          <w:sz w:val="24"/>
+          <w:szCs w:val="24"/>
+        </w:rPr>
+        <w:t>4b</w:t>
+      </w:r>
+      <w:r>
+        <w:rPr>
+          <w:rFonts w:ascii="DB Neo Office" w:hAnsi="DB Neo Office"/>
+          <w:sz w:val="24"/>
+          <w:szCs w:val="24"/>
+        </w:rPr>
+        <w:t>).</w:t>
+      </w:r>
+    </w:p>
+    <w:p>
+      <w:pPr>
+        <w:rPr>
+          <w:rFonts w:ascii="DB Neo Office" w:hAnsi="DB Neo Office"/>
+          <w:sz w:val="24"/>
+          <w:szCs w:val="24"/>
+        </w:rPr>
+      </w:pPr>
+      <w:r>
+        <w:rPr>
+          <w:rFonts w:ascii="DB Neo Office" w:hAnsi="DB Neo Office"/>
+          <w:b/>
+          <w:bCs/>
+          <w:sz w:val="24"/>
+          <w:szCs w:val="24"/>
+        </w:rPr>
+        <w:t>So führen Sie ein Update durch:</w:t>
+      </w:r>
+    </w:p>
+    <w:p>
+      <w:pPr>
+        <w:numPr>
+          <w:ilvl w:val="0"/>
+          <w:numId w:val="13"/>
+        </w:numPr>
+        <w:rPr>
+          <w:rFonts w:ascii="DB Neo Office" w:hAnsi="DB Neo Office"/>
+          <w:sz w:val="24"/>
+          <w:szCs w:val="24"/>
+        </w:rPr>
+      </w:pPr>
+      <w:r>
+        <w:rPr>
+          <w:rFonts w:ascii="DB Neo Office" w:hAnsi="DB Neo Office"/>
+          <w:sz w:val="24"/>
+          <w:szCs w:val="24"/>
+        </w:rPr>
+        <w:t xml:space="preserve">Im Sharepoint wird bei einer Aktualisierung die neue Datei </w:t>
+      </w:r>
+      <w:r>
+        <w:rPr>
+          <w:rFonts w:ascii="DB Neo Office" w:hAnsi="DB Neo Office"/>
+          <w:b/>
+          <w:bCs/>
+          <w:sz w:val="24"/>
+          <w:szCs w:val="24"/>
+        </w:rPr>
+        <w:t>BetraTool.exe</w:t>
+      </w:r>
+      <w:r>
+        <w:rPr>
+          <w:rFonts w:ascii="DB Neo Office" w:hAnsi="DB Neo Office"/>
+          <w:sz w:val="24"/>
+          <w:szCs w:val="24"/>
+        </w:rPr>
+        <w:t xml:space="preserve"> bereitgestellt</w:t>
+      </w:r>
+      <w:r>
+        <w:rPr>
+          <w:rFonts w:ascii="DB Neo Office" w:hAnsi="DB Neo Office"/>
+          <w:sz w:val="24"/>
+          <w:szCs w:val="24"/>
+        </w:rPr>
+        <w:t xml:space="preserve"> und auch angekündigt.</w:t>
+      </w:r>
+    </w:p>
+    <w:p>
+      <w:pPr>
+        <w:numPr>
+          <w:ilvl w:val="0"/>
+          <w:numId w:val="13"/>
+        </w:numPr>
+        <w:rPr>
+          <w:rFonts w:ascii="DB Neo Office" w:hAnsi="DB Neo Office"/>
+          <w:sz w:val="24"/>
+          <w:szCs w:val="24"/>
+        </w:rPr>
+      </w:pPr>
+      <w:r>
+        <w:rPr>
+          <w:rFonts w:ascii="DB Neo Office" w:hAnsi="DB Neo Office"/>
+          <w:sz w:val="24"/>
+          <w:szCs w:val="24"/>
+        </w:rPr>
+        <w:t>Laden Sie diese Datei herunter.</w:t>
+      </w:r>
+    </w:p>
+    <w:p>
+      <w:pPr>
+        <w:numPr>
+          <w:ilvl w:val="0"/>
+          <w:numId w:val="13"/>
+        </w:numPr>
+        <w:rPr>
+          <w:rFonts w:ascii="DB Neo Office" w:hAnsi="DB Neo Office"/>
+          <w:sz w:val="24"/>
+          <w:szCs w:val="24"/>
+        </w:rPr>
+      </w:pPr>
+      <w:r>
+        <w:rPr>
+          <w:rFonts w:ascii="DB Neo Office" w:hAnsi="DB Neo Office"/>
+          <w:sz w:val="24"/>
+          <w:szCs w:val="24"/>
+        </w:rPr>
+        <w:t xml:space="preserve">Gehen Sie in Ihren Programm-Ordner und </w:t>
+      </w:r>
+      <w:r>
+        <w:rPr>
+          <w:rFonts w:ascii="DB Neo Office" w:hAnsi="DB Neo Office"/>
+          <w:b/>
+          <w:bCs/>
+          <w:sz w:val="24"/>
+          <w:szCs w:val="24"/>
+        </w:rPr>
+        <w:t>ersetzen</w:t>
+      </w:r>
+      <w:r>
+        <w:rPr>
+          <w:rFonts w:ascii="DB Neo Office" w:hAnsi="DB Neo Office"/>
+          <w:sz w:val="24"/>
+          <w:szCs w:val="24"/>
+        </w:rPr>
+        <w:t xml:space="preserve"> Sie die alte .exe-Datei durch die neue.</w:t>
+      </w:r>
+    </w:p>
+    <w:p>
+      <w:pPr>
+        <w:rPr>
+          <w:rFonts w:ascii="DB Neo Office" w:hAnsi="DB Neo Office"/>
+          <w:sz w:val="24"/>
+          <w:szCs w:val="24"/>
+        </w:rPr>
+      </w:pPr>
+      <w:r>
+        <w:rPr>
+          <w:rFonts w:ascii="DB Neo Office" w:hAnsi="DB Neo Office"/>
+          <w:b/>
+          <w:bCs/>
+          <w:sz w:val="24"/>
+          <w:szCs w:val="24"/>
+        </w:rPr>
+        <w:t>Das war’s schon!</w:t>
+      </w:r>
+    </w:p>
+    <w:p>
+      <w:pPr>
+        <w:rPr>
+          <w:rFonts w:ascii="DB Neo Office" w:hAnsi="DB Neo Office"/>
+          <w:sz w:val="24"/>
+          <w:szCs w:val="24"/>
+        </w:rPr>
+      </w:pPr>
+      <w:r>
+        <w:rPr>
+          <w:rFonts w:ascii="DB Neo Office" w:hAnsi="DB Neo Office"/>
+          <w:sz w:val="24"/>
+          <w:szCs w:val="24"/>
+        </w:rPr>
+        <w:t xml:space="preserve">Da die Ordner </w:t>
+      </w:r>
+      <w:r>
+        <w:rPr>
+          <w:rFonts w:ascii="DB Neo Office" w:hAnsi="DB Neo Office"/>
+          <w:b/>
+          <w:bCs/>
+          <w:sz w:val="24"/>
+          <w:szCs w:val="24"/>
+        </w:rPr>
+        <w:t>modules</w:t>
+      </w:r>
+      <w:r>
+        <w:rPr>
+          <w:rFonts w:ascii="DB Neo Office" w:hAnsi="DB Neo Office"/>
+          <w:sz w:val="24"/>
+          <w:szCs w:val="24"/>
+        </w:rPr>
+        <w:t xml:space="preserve">, </w:t>
+      </w:r>
+      <w:r>
+        <w:rPr>
+          <w:rFonts w:ascii="DB Neo Office" w:hAnsi="DB Neo Office"/>
+          <w:b/>
+          <w:bCs/>
+          <w:sz w:val="24"/>
+          <w:szCs w:val="24"/>
+        </w:rPr>
+        <w:t>configs</w:t>
+      </w:r>
+      <w:r>
+        <w:rPr>
+          <w:rFonts w:ascii="DB Neo Office" w:hAnsi="DB Neo Office"/>
+          <w:sz w:val="24"/>
+          <w:szCs w:val="24"/>
+        </w:rPr>
+        <w:t xml:space="preserve"> und </w:t>
+      </w:r>
+      <w:r>
+        <w:rPr>
+          <w:rFonts w:ascii="DB Neo Office" w:hAnsi="DB Neo Office"/>
+          <w:b/>
+          <w:bCs/>
+          <w:sz w:val="24"/>
+          <w:szCs w:val="24"/>
+        </w:rPr>
+        <w:t>output</w:t>
+      </w:r>
+      <w:r>
+        <w:rPr>
+          <w:rFonts w:ascii="DB Neo Office" w:hAnsi="DB Neo Office"/>
+          <w:sz w:val="24"/>
+          <w:szCs w:val="24"/>
+        </w:rPr>
+        <w:t xml:space="preserve"> separat neben der Programm-Datei liegen, bleiben Ihre persönlichen Einstellungen, angepasste Textbausteine und erstellte Dokumente automatisch erhalten. Sie müssen diese Ordner nicht anrühren.</w:t>
+      </w:r>
+    </w:p>
+    <w:p>
+      <w:pPr>
+        <w:rPr>
+          <w:rFonts w:ascii="DB Neo Office" w:hAnsi="DB Neo Office"/>
+          <w:sz w:val="24"/>
+          <w:szCs w:val="24"/>
+        </w:rPr>
+      </w:pPr>
+      <w:r>
+        <w:rPr>
+          <w:rFonts w:ascii="DB Neo Office" w:hAnsi="DB Neo Office"/>
+          <w:b/>
+          <w:bCs/>
+          <w:sz w:val="24"/>
+          <w:szCs w:val="24"/>
+        </w:rPr>
+        <w:t>Hinweis:</w:t>
+      </w:r>
+      <w:r>
+        <w:rPr>
+          <w:rFonts w:ascii="DB Neo Office" w:hAnsi="DB Neo Office"/>
+          <w:sz w:val="24"/>
+          <w:szCs w:val="24"/>
+        </w:rPr>
+        <w:t xml:space="preserve"> Löschen Sie die Ordner configs oder modules nur, wenn Sie das Programm komplett auf den "Werkszustand" zurücksetzen möchten.</w:t>
+      </w:r>
+    </w:p>
+    <w:p>
+      <w:pPr>
+        <w:rPr>
+          <w:rFonts w:ascii="DB Neo Office" w:hAnsi="DB Neo Office"/>
+          <w:sz w:val="24"/>
+          <w:szCs w:val="24"/>
+        </w:rPr>
+      </w:pPr>
+    </w:p>
+    <w:p>
+      <w:pPr>
+        <w:rPr>
+          <w:rFonts w:ascii="DB Neo Office" w:hAnsi="DB Neo Office"/>
+          <w:sz w:val="24"/>
+          <w:szCs w:val="24"/>
+        </w:rPr>
+      </w:pPr>
+    </w:p>
+    <w:p>
+      <w:pPr>
+        <w:tabs>
+          <w:tab w:val="left" w:pos="2274"/>
+        </w:tabs>
+        <w:rPr>
+          <w:rFonts w:ascii="DB Neo Office" w:hAnsi="DB Neo Office"/>
+          <w:sz w:val="24"/>
+          <w:szCs w:val="24"/>
+        </w:rPr>
+      </w:pPr>
+      <w:r>
+        <w:rPr>
+          <w:rFonts w:ascii="DB Neo Office" w:hAnsi="DB Neo Office"/>
+          <w:sz w:val="24"/>
+          <w:szCs w:val="24"/>
+        </w:rPr>
+        <w:tab/>
+      </w:r>
     </w:p>
     <w:sectPr>
       <w:footerReference w:type="default" r:id="rId12"/>
@@ -3489,7 +3916,13 @@
       <w:jc w:val="right"/>
     </w:pPr>
     <w:r>
-      <w:t>Benutzerhandbuch „XXX“</w:t>
+      <w:t>Benutzerhandbuch „</w:t>
+    </w:r>
+    <w:r>
+      <w:t>BetraTool</w:t>
+    </w:r>
+    <w:r>
+      <w:t>“</w:t>
     </w:r>
     <w:r>
       <w:tab/>
@@ -4411,6 +4844,119 @@
     </w:lvl>
   </w:abstractNum>
   <w:abstractNum w:abstractNumId="7" w15:restartNumberingAfterBreak="0">
+    <w:nsid w:val="45CD173C"/>
+    <w:multiLevelType w:val="multilevel"/>
+    <w:tmpl w:val="233AA9DC"/>
+    <w:lvl w:ilvl="0">
+      <w:start w:val="1"/>
+      <w:numFmt w:val="decimal"/>
+      <w:lvlText w:val="%1."/>
+      <w:lvlJc w:val="left"/>
+      <w:pPr>
+        <w:tabs>
+          <w:tab w:val="num" w:pos="720"/>
+        </w:tabs>
+        <w:ind w:left="720" w:hanging="360"/>
+      </w:pPr>
+    </w:lvl>
+    <w:lvl w:ilvl="1" w:tentative="1">
+      <w:start w:val="1"/>
+      <w:numFmt w:val="decimal"/>
+      <w:lvlText w:val="%2."/>
+      <w:lvlJc w:val="left"/>
+      <w:pPr>
+        <w:tabs>
+          <w:tab w:val="num" w:pos="1440"/>
+        </w:tabs>
+        <w:ind w:left="1440" w:hanging="360"/>
+      </w:pPr>
+    </w:lvl>
+    <w:lvl w:ilvl="2" w:tentative="1">
+      <w:start w:val="1"/>
+      <w:numFmt w:val="decimal"/>
+      <w:lvlText w:val="%3."/>
+      <w:lvlJc w:val="left"/>
+      <w:pPr>
+        <w:tabs>
+          <w:tab w:val="num" w:pos="2160"/>
+        </w:tabs>
+        <w:ind w:left="2160" w:hanging="360"/>
+      </w:pPr>
+    </w:lvl>
+    <w:lvl w:ilvl="3" w:tentative="1">
+      <w:start w:val="1"/>
+      <w:numFmt w:val="decimal"/>
+      <w:lvlText w:val="%4."/>
+      <w:lvlJc w:val="left"/>
+      <w:pPr>
+        <w:tabs>
+          <w:tab w:val="num" w:pos="2880"/>
+        </w:tabs>
+        <w:ind w:left="2880" w:hanging="360"/>
+      </w:pPr>
+    </w:lvl>
+    <w:lvl w:ilvl="4" w:tentative="1">
+      <w:start w:val="1"/>
+      <w:numFmt w:val="decimal"/>
+      <w:lvlText w:val="%5."/>
+      <w:lvlJc w:val="left"/>
+      <w:pPr>
+        <w:tabs>
+          <w:tab w:val="num" w:pos="3600"/>
+        </w:tabs>
+        <w:ind w:left="3600" w:hanging="360"/>
+      </w:pPr>
+    </w:lvl>
+    <w:lvl w:ilvl="5" w:tentative="1">
+      <w:start w:val="1"/>
+      <w:numFmt w:val="decimal"/>
+      <w:lvlText w:val="%6."/>
+      <w:lvlJc w:val="left"/>
+      <w:pPr>
+        <w:tabs>
+          <w:tab w:val="num" w:pos="4320"/>
+        </w:tabs>
+        <w:ind w:left="4320" w:hanging="360"/>
+      </w:pPr>
+    </w:lvl>
+    <w:lvl w:ilvl="6" w:tentative="1">
+      <w:start w:val="1"/>
+      <w:numFmt w:val="decimal"/>
+      <w:lvlText w:val="%7."/>
+      <w:lvlJc w:val="left"/>
+      <w:pPr>
+        <w:tabs>
+          <w:tab w:val="num" w:pos="5040"/>
+        </w:tabs>
+        <w:ind w:left="5040" w:hanging="360"/>
+      </w:pPr>
+    </w:lvl>
+    <w:lvl w:ilvl="7" w:tentative="1">
+      <w:start w:val="1"/>
+      <w:numFmt w:val="decimal"/>
+      <w:lvlText w:val="%8."/>
+      <w:lvlJc w:val="left"/>
+      <w:pPr>
+        <w:tabs>
+          <w:tab w:val="num" w:pos="5760"/>
+        </w:tabs>
+        <w:ind w:left="5760" w:hanging="360"/>
+      </w:pPr>
+    </w:lvl>
+    <w:lvl w:ilvl="8" w:tentative="1">
+      <w:start w:val="1"/>
+      <w:numFmt w:val="decimal"/>
+      <w:lvlText w:val="%9."/>
+      <w:lvlJc w:val="left"/>
+      <w:pPr>
+        <w:tabs>
+          <w:tab w:val="num" w:pos="6480"/>
+        </w:tabs>
+        <w:ind w:left="6480" w:hanging="360"/>
+      </w:pPr>
+    </w:lvl>
+  </w:abstractNum>
+  <w:abstractNum w:abstractNumId="8" w15:restartNumberingAfterBreak="0">
     <w:nsid w:val="46463952"/>
     <w:multiLevelType w:val="multilevel"/>
     <w:tmpl w:val="6840C378"/>
@@ -4523,7 +5069,7 @@
       </w:pPr>
     </w:lvl>
   </w:abstractNum>
-  <w:abstractNum w:abstractNumId="8" w15:restartNumberingAfterBreak="0">
+  <w:abstractNum w:abstractNumId="9" w15:restartNumberingAfterBreak="0">
     <w:nsid w:val="4E1425CE"/>
     <w:multiLevelType w:val="multilevel"/>
     <w:tmpl w:val="ED9291D8"/>
@@ -4636,7 +5182,7 @@
       </w:pPr>
     </w:lvl>
   </w:abstractNum>
-  <w:abstractNum w:abstractNumId="9" w15:restartNumberingAfterBreak="0">
+  <w:abstractNum w:abstractNumId="10" w15:restartNumberingAfterBreak="0">
     <w:nsid w:val="5FA92C81"/>
     <w:multiLevelType w:val="multilevel"/>
     <w:tmpl w:val="36748F4E"/>
@@ -4749,7 +5295,7 @@
       </w:pPr>
     </w:lvl>
   </w:abstractNum>
-  <w:abstractNum w:abstractNumId="10" w15:restartNumberingAfterBreak="0">
+  <w:abstractNum w:abstractNumId="11" w15:restartNumberingAfterBreak="0">
     <w:nsid w:val="627454A8"/>
     <w:multiLevelType w:val="multilevel"/>
     <w:tmpl w:val="D646DF2C"/>
@@ -4866,7 +5412,7 @@
       </w:pPr>
     </w:lvl>
   </w:abstractNum>
-  <w:abstractNum w:abstractNumId="11" w15:restartNumberingAfterBreak="0">
+  <w:abstractNum w:abstractNumId="12" w15:restartNumberingAfterBreak="0">
     <w:nsid w:val="7E222C37"/>
     <w:multiLevelType w:val="multilevel"/>
     <w:tmpl w:val="FC341E36"/>
@@ -4980,7 +5526,7 @@
     </w:lvl>
   </w:abstractNum>
   <w:num w:numId="1" w16cid:durableId="306589442">
-    <w:abstractNumId w:val="9"/>
+    <w:abstractNumId w:val="10"/>
   </w:num>
   <w:num w:numId="2" w16cid:durableId="114259238">
     <w:abstractNumId w:val="2"/>
@@ -4989,22 +5535,22 @@
     <w:abstractNumId w:val="1"/>
   </w:num>
   <w:num w:numId="4" w16cid:durableId="802507472">
-    <w:abstractNumId w:val="10"/>
+    <w:abstractNumId w:val="11"/>
   </w:num>
   <w:num w:numId="5" w16cid:durableId="1134518916">
-    <w:abstractNumId w:val="8"/>
+    <w:abstractNumId w:val="9"/>
   </w:num>
   <w:num w:numId="6" w16cid:durableId="1328634690">
     <w:abstractNumId w:val="3"/>
   </w:num>
   <w:num w:numId="7" w16cid:durableId="582689488">
-    <w:abstractNumId w:val="11"/>
+    <w:abstractNumId w:val="12"/>
   </w:num>
   <w:num w:numId="8" w16cid:durableId="980886958">
     <w:abstractNumId w:val="6"/>
   </w:num>
   <w:num w:numId="9" w16cid:durableId="702250178">
-    <w:abstractNumId w:val="7"/>
+    <w:abstractNumId w:val="8"/>
   </w:num>
   <w:num w:numId="10" w16cid:durableId="2116821825">
     <w:abstractNumId w:val="0"/>
@@ -5014,6 +5560,9 @@
   </w:num>
   <w:num w:numId="12" w16cid:durableId="466162321">
     <w:abstractNumId w:val="4"/>
+  </w:num>
+  <w:num w:numId="13" w16cid:durableId="141654396">
+    <w:abstractNumId w:val="7"/>
   </w:num>
 </w:numbering>
 </file>
@@ -5621,7 +6170,6 @@
   <w:style w:type="character" w:default="1" w:styleId="Absatz-Standardschriftart">
     <w:name w:val="Default Paragraph Font"/>
     <w:uiPriority w:val="1"/>
-    <w:semiHidden/>
     <w:unhideWhenUsed/>
   </w:style>
   <w:style w:type="table" w:default="1" w:styleId="NormaleTabelle">

--- a/benutzerhandbuch.docx
+++ b/benutzerhandbuch.docx
@@ -39,6 +39,7 @@
         </w:rPr>
         <w:t xml:space="preserve">Willkommen beim </w:t>
       </w:r>
+      <w:proofErr w:type="spellStart"/>
       <w:r>
         <w:rPr>
           <w:rFonts w:ascii="DB Neo Office" w:hAnsi="DB Neo Office"/>
@@ -47,6 +48,7 @@
         </w:rPr>
         <w:t>BetraTool</w:t>
       </w:r>
+      <w:proofErr w:type="spellEnd"/>
       <w:r>
         <w:rPr>
           <w:rFonts w:ascii="DB Neo Office" w:hAnsi="DB Neo Office"/>
@@ -88,13 +90,23 @@
         </w:rPr>
         <w:t xml:space="preserve">Dieses Programm ist ein digitaler "Baukasten" für die Erstellung von </w:t>
       </w:r>
-      <w:r>
-        <w:rPr>
-          <w:rFonts w:ascii="DB Neo Office" w:hAnsi="DB Neo Office"/>
-          <w:sz w:val="24"/>
-          <w:szCs w:val="24"/>
-        </w:rPr>
-        <w:t>Betra- und BA Dokumenten im Rohzustand.</w:t>
+      <w:proofErr w:type="spellStart"/>
+      <w:r>
+        <w:rPr>
+          <w:rFonts w:ascii="DB Neo Office" w:hAnsi="DB Neo Office"/>
+          <w:sz w:val="24"/>
+          <w:szCs w:val="24"/>
+        </w:rPr>
+        <w:t>Betra</w:t>
+      </w:r>
+      <w:proofErr w:type="spellEnd"/>
+      <w:r>
+        <w:rPr>
+          <w:rFonts w:ascii="DB Neo Office" w:hAnsi="DB Neo Office"/>
+          <w:sz w:val="24"/>
+          <w:szCs w:val="24"/>
+        </w:rPr>
+        <w:t>- und BA Dokumenten im Rohzustand.</w:t>
       </w:r>
     </w:p>
     <w:p>
@@ -143,7 +155,25 @@
           <w:sz w:val="24"/>
           <w:szCs w:val="24"/>
         </w:rPr>
-        <w:t>, nimmt Ihnen dieses Programm die Arbeit ab. Sie wählen per Mausklick aus, welche Bausteine (Module) Sie benötigen und das Programm fügt sie automatisch zu einem einzigen, fertigen Word-Dokument (.docx) zusammen.</w:t>
+        <w:t>, nimmt Ihnen dieses Programm die Arbeit ab. Sie wählen per Mausklick aus, welche Bausteine (Module) Sie benötigen und das Programm fügt sie automatisch zu einem einzigen, fertigen Word-Dokument (.</w:t>
+      </w:r>
+      <w:proofErr w:type="spellStart"/>
+      <w:r>
+        <w:rPr>
+          <w:rFonts w:ascii="DB Neo Office" w:hAnsi="DB Neo Office"/>
+          <w:sz w:val="24"/>
+          <w:szCs w:val="24"/>
+        </w:rPr>
+        <w:t>docx</w:t>
+      </w:r>
+      <w:proofErr w:type="spellEnd"/>
+      <w:r>
+        <w:rPr>
+          <w:rFonts w:ascii="DB Neo Office" w:hAnsi="DB Neo Office"/>
+          <w:sz w:val="24"/>
+          <w:szCs w:val="24"/>
+        </w:rPr>
+        <w:t>) zusammen.</w:t>
       </w:r>
       <w:r>
         <w:rPr>
@@ -195,7 +225,7 @@
           <w:szCs w:val="24"/>
         </w:rPr>
         <w:drawing>
-          <wp:inline distT="0" distB="0" distL="0" distR="0" wp14:anchorId="0C0B6B7A" wp14:editId="4D201EB4">
+          <wp:inline distT="0" distB="0" distL="0" distR="0" wp14:anchorId="0C0B6B7A" wp14:editId="4447DF33">
             <wp:extent cx="5760720" cy="2976880"/>
             <wp:effectExtent l="19050" t="19050" r="11430" b="13970"/>
             <wp:docPr id="1493670828" name="Grafik 1" descr="Ein Bild, das Text, Screenshot, Schrift, Zahl enthält.&#10;&#10;KI-generierte Inhalte können fehlerhaft sein."/>
@@ -246,30 +276,601 @@
       <w:pPr>
         <w:rPr>
           <w:rFonts w:ascii="DB Neo Office Head" w:hAnsi="DB Neo Office Head"/>
+          <w:b/>
+          <w:bCs/>
           <w:sz w:val="36"/>
           <w:szCs w:val="36"/>
         </w:rPr>
       </w:pPr>
-      <w:r>
+    </w:p>
+    <w:p>
+      <w:pPr>
+        <w:rPr>
+          <w:rFonts w:ascii="DB Neo Office Head" w:hAnsi="DB Neo Office Head"/>
+          <w:b/>
+          <w:bCs/>
+          <w:sz w:val="36"/>
+          <w:szCs w:val="36"/>
+        </w:rPr>
+      </w:pPr>
+      <w:r>
+        <w:rPr>
+          <w:rFonts w:ascii="DB Neo Office Head" w:hAnsi="DB Neo Office Head"/>
+          <w:b/>
+          <w:bCs/>
+          <w:sz w:val="36"/>
+          <w:szCs w:val="36"/>
+        </w:rPr>
+        <w:t>2</w:t>
+      </w:r>
+      <w:r>
+        <w:rPr>
+          <w:rFonts w:ascii="DB Neo Office Head" w:hAnsi="DB Neo Office Head"/>
+          <w:b/>
+          <w:bCs/>
+          <w:sz w:val="36"/>
+          <w:szCs w:val="36"/>
+        </w:rPr>
+        <w:t xml:space="preserve">. </w:t>
+      </w:r>
+      <w:r>
+        <w:rPr>
+          <w:rFonts w:ascii="DB Neo Office Head" w:hAnsi="DB Neo Office Head"/>
+          <w:b/>
+          <w:bCs/>
+          <w:sz w:val="36"/>
+          <w:szCs w:val="36"/>
+        </w:rPr>
+        <w:t>Wie wird das Programm installiert</w:t>
+      </w:r>
+      <w:r>
+        <w:rPr>
+          <w:rFonts w:ascii="DB Neo Office Head" w:hAnsi="DB Neo Office Head"/>
+          <w:b/>
+          <w:bCs/>
+          <w:sz w:val="36"/>
+          <w:szCs w:val="36"/>
+        </w:rPr>
+        <w:t>?</w:t>
+      </w:r>
+    </w:p>
+    <w:p>
+      <w:pPr>
+        <w:rPr>
+          <w:rFonts w:ascii="DB Neo Office" w:hAnsi="DB Neo Office"/>
+          <w:sz w:val="24"/>
+          <w:szCs w:val="24"/>
+        </w:rPr>
+      </w:pPr>
+      <w:r>
+        <w:rPr>
+          <w:rFonts w:ascii="DB Neo Office" w:hAnsi="DB Neo Office"/>
+          <w:sz w:val="24"/>
+          <w:szCs w:val="24"/>
+        </w:rPr>
+        <w:t xml:space="preserve">Laden Sie sich einfach aus dem </w:t>
+      </w:r>
+      <w:proofErr w:type="spellStart"/>
+      <w:r>
+        <w:rPr>
+          <w:rFonts w:ascii="DB Neo Office" w:hAnsi="DB Neo Office"/>
+          <w:sz w:val="24"/>
+          <w:szCs w:val="24"/>
+        </w:rPr>
+        <w:t>Sharepoint</w:t>
+      </w:r>
+      <w:proofErr w:type="spellEnd"/>
+      <w:r>
+        <w:rPr>
+          <w:rFonts w:ascii="DB Neo Office" w:hAnsi="DB Neo Office"/>
+          <w:sz w:val="24"/>
+          <w:szCs w:val="24"/>
+        </w:rPr>
+        <w:t xml:space="preserve"> </w:t>
+      </w:r>
+      <w:r>
+        <w:rPr>
+          <w:rFonts w:ascii="DB Neo Office" w:hAnsi="DB Neo Office"/>
+          <w:sz w:val="24"/>
+          <w:szCs w:val="24"/>
+        </w:rPr>
+        <w:t xml:space="preserve">die Datei „BetraTool.zip“ herunter und entpacken Sie diese an einem beliebigen Ort. </w:t>
+      </w:r>
+      <w:r>
+        <w:rPr>
+          <w:rFonts w:ascii="DB Neo Office" w:hAnsi="DB Neo Office"/>
+          <w:sz w:val="24"/>
+          <w:szCs w:val="24"/>
+        </w:rPr>
+        <w:t xml:space="preserve">Das Programm starten Sie, in dem Sie die „BetraTool.exe“-Datei ausführen. </w:t>
+      </w:r>
+      <w:r>
+        <w:rPr>
+          <w:rFonts w:ascii="DB Neo Office" w:hAnsi="DB Neo Office"/>
+          <w:sz w:val="24"/>
+          <w:szCs w:val="24"/>
+        </w:rPr>
+        <w:t>Am Ende diese</w:t>
+      </w:r>
+      <w:r>
+        <w:rPr>
+          <w:rFonts w:ascii="DB Neo Office" w:hAnsi="DB Neo Office"/>
+          <w:sz w:val="24"/>
+          <w:szCs w:val="24"/>
+        </w:rPr>
+        <w:t xml:space="preserve">s Dokuments finden Sie die Anleitung, wie das Programm aktualisiert wird. </w:t>
+      </w:r>
+    </w:p>
+    <w:p>
+      <w:pPr>
+        <w:rPr>
+          <w:rFonts w:ascii="DB Neo Office" w:hAnsi="DB Neo Office"/>
+          <w:sz w:val="24"/>
+          <w:szCs w:val="24"/>
+        </w:rPr>
+      </w:pPr>
+      <w:r>
+        <w:rPr>
+          <w:rFonts w:ascii="DB Neo Office" w:hAnsi="DB Neo Office"/>
+          <w:sz w:val="24"/>
+          <w:szCs w:val="24"/>
+        </w:rPr>
+        <w:t>Alternativ kann die Datei auch über die Ordnerstruktur das Sharepoints kopiert werden. So wird auch der Windows-Fehler „unbekannte Herkunft“ umgangen. (s. Nächste Seite)</w:t>
+      </w:r>
+    </w:p>
+    <w:p>
+      <w:pPr>
+        <w:rPr>
+          <w:rFonts w:ascii="DB Neo Office" w:hAnsi="DB Neo Office"/>
+          <w:sz w:val="24"/>
+          <w:szCs w:val="24"/>
+        </w:rPr>
+      </w:pPr>
+    </w:p>
+    <w:p>
+      <w:pPr>
+        <w:rPr>
+          <w:rFonts w:ascii="DB Neo Office" w:hAnsi="DB Neo Office"/>
+          <w:sz w:val="24"/>
+          <w:szCs w:val="24"/>
+        </w:rPr>
+      </w:pPr>
+    </w:p>
+    <w:p>
+      <w:pPr>
+        <w:rPr>
+          <w:rFonts w:ascii="DB Neo Office" w:hAnsi="DB Neo Office"/>
+          <w:sz w:val="24"/>
+          <w:szCs w:val="24"/>
+        </w:rPr>
+      </w:pPr>
+    </w:p>
+    <w:p>
+      <w:pPr>
+        <w:rPr>
+          <w:rFonts w:ascii="DB Neo Office Head" w:hAnsi="DB Neo Office Head"/>
+          <w:b/>
+          <w:bCs/>
+          <w:sz w:val="28"/>
+          <w:szCs w:val="28"/>
+        </w:rPr>
+      </w:pPr>
+      <w:r>
+        <w:rPr>
+          <w:rFonts w:ascii="DB Neo Office Head" w:hAnsi="DB Neo Office Head"/>
+          <w:b/>
+          <w:bCs/>
+          <w:sz w:val="28"/>
+          <w:szCs w:val="28"/>
+        </w:rPr>
+        <w:t>Windows-Fehlermeldung: „Der Computer wurde durch Windows geschützt“</w:t>
+      </w:r>
+    </w:p>
+    <w:p>
+      <w:pPr>
+        <w:rPr>
+          <w:rFonts w:ascii="DB Neo Office" w:hAnsi="DB Neo Office"/>
+          <w:sz w:val="24"/>
+          <w:szCs w:val="24"/>
+        </w:rPr>
+      </w:pPr>
+      <w:r>
+        <w:rPr>
+          <w:rFonts w:ascii="DB Neo Office" w:hAnsi="DB Neo Office"/>
+          <w:noProof/>
+          <w:sz w:val="24"/>
+          <w:szCs w:val="24"/>
+        </w:rPr>
+        <w:drawing>
+          <wp:anchor distT="0" distB="0" distL="114300" distR="114300" simplePos="0" relativeHeight="251663360" behindDoc="1" locked="0" layoutInCell="1" allowOverlap="1" wp14:anchorId="6E845F12" wp14:editId="67402AE0">
+            <wp:simplePos x="0" y="0"/>
+            <wp:positionH relativeFrom="column">
+              <wp:posOffset>3027045</wp:posOffset>
+            </wp:positionH>
+            <wp:positionV relativeFrom="paragraph">
+              <wp:posOffset>3175</wp:posOffset>
+            </wp:positionV>
+            <wp:extent cx="2616200" cy="2458720"/>
+            <wp:effectExtent l="19050" t="19050" r="12700" b="17780"/>
+            <wp:wrapTight wrapText="bothSides">
+              <wp:wrapPolygon edited="0">
+                <wp:start x="-157" y="-167"/>
+                <wp:lineTo x="-157" y="21589"/>
+                <wp:lineTo x="21548" y="21589"/>
+                <wp:lineTo x="21548" y="-167"/>
+                <wp:lineTo x="-157" y="-167"/>
+              </wp:wrapPolygon>
+            </wp:wrapTight>
+            <wp:docPr id="1885958009" name="Grafik 1" descr="Ein Bild, das Text, Screenshot, Schrift enthält.&#10;&#10;KI-generierte Inhalte können fehlerhaft sein."/>
+            <wp:cNvGraphicFramePr>
+              <a:graphicFrameLocks xmlns:a="http://schemas.openxmlformats.org/drawingml/2006/main" noChangeAspect="1"/>
+            </wp:cNvGraphicFramePr>
+            <a:graphic xmlns:a="http://schemas.openxmlformats.org/drawingml/2006/main">
+              <a:graphicData uri="http://schemas.openxmlformats.org/drawingml/2006/picture">
+                <pic:pic xmlns:pic="http://schemas.openxmlformats.org/drawingml/2006/picture">
+                  <pic:nvPicPr>
+                    <pic:cNvPr id="1885958009" name="Grafik 1" descr="Ein Bild, das Text, Screenshot, Schrift enthält.&#10;&#10;KI-generierte Inhalte können fehlerhaft sein."/>
+                    <pic:cNvPicPr/>
+                  </pic:nvPicPr>
+                  <pic:blipFill>
+                    <a:blip r:embed="rId8">
+                      <a:extLst>
+                        <a:ext uri="{28A0092B-C50C-407E-A947-70E740481C1C}">
+                          <a14:useLocalDpi xmlns:a14="http://schemas.microsoft.com/office/drawing/2010/main" val="0"/>
+                        </a:ext>
+                      </a:extLst>
+                    </a:blip>
+                    <a:stretch>
+                      <a:fillRect/>
+                    </a:stretch>
+                  </pic:blipFill>
+                  <pic:spPr>
+                    <a:xfrm>
+                      <a:off x="0" y="0"/>
+                      <a:ext cx="2616200" cy="2458720"/>
+                    </a:xfrm>
+                    <a:prstGeom prst="rect">
+                      <a:avLst/>
+                    </a:prstGeom>
+                    <a:ln>
+                      <a:solidFill>
+                        <a:schemeClr val="tx1"/>
+                      </a:solidFill>
+                    </a:ln>
+                  </pic:spPr>
+                </pic:pic>
+              </a:graphicData>
+            </a:graphic>
+            <wp14:sizeRelH relativeFrom="page">
+              <wp14:pctWidth>0</wp14:pctWidth>
+            </wp14:sizeRelH>
+            <wp14:sizeRelV relativeFrom="page">
+              <wp14:pctHeight>0</wp14:pctHeight>
+            </wp14:sizeRelV>
+          </wp:anchor>
+        </w:drawing>
+      </w:r>
+      <w:r>
+        <w:rPr>
+          <w:rFonts w:ascii="DB Neo Office" w:hAnsi="DB Neo Office"/>
+          <w:sz w:val="24"/>
+          <w:szCs w:val="24"/>
+        </w:rPr>
+        <w:t>Beim ersten Startversuch erscheint mit hoher Wahrscheinlichkeit dieser Fehler von Windows. Das liegt daran, dass das Programm kein offizielles Zertifikat hat. Diese Zertifikate von Windows sind sehr teuer und unnötig, da dieser Fehler nur die Quelle des Programms untersucht.</w:t>
+      </w:r>
+    </w:p>
+    <w:p>
+      <w:pPr>
+        <w:rPr>
+          <w:rFonts w:ascii="DB Neo Office" w:hAnsi="DB Neo Office"/>
+          <w:sz w:val="24"/>
+          <w:szCs w:val="24"/>
+        </w:rPr>
+      </w:pPr>
+    </w:p>
+    <w:p>
+      <w:pPr>
+        <w:rPr>
+          <w:rFonts w:ascii="DB Neo Office" w:hAnsi="DB Neo Office"/>
+          <w:sz w:val="24"/>
+          <w:szCs w:val="24"/>
+        </w:rPr>
+      </w:pPr>
+      <w:r>
+        <w:rPr>
+          <w:rFonts w:ascii="DB Neo Office" w:hAnsi="DB Neo Office"/>
+          <w:sz w:val="24"/>
+          <w:szCs w:val="24"/>
+        </w:rPr>
+        <w:t>Um diesen Fehler zu „beheben“ und das Programm trotzdem zu starten befolgen Sie bitte folgende Schritte:</w:t>
+      </w:r>
+    </w:p>
+    <w:p>
+      <w:pPr>
+        <w:rPr>
+          <w:rFonts w:ascii="DB Neo Office" w:hAnsi="DB Neo Office"/>
+          <w:sz w:val="24"/>
+          <w:szCs w:val="24"/>
+        </w:rPr>
+      </w:pPr>
+      <w:r>
+        <w:rPr>
+          <w:rFonts w:ascii="DB Neo Office" w:hAnsi="DB Neo Office"/>
+          <w:noProof/>
+          <w:sz w:val="24"/>
+          <w:szCs w:val="24"/>
+        </w:rPr>
+        <w:drawing>
+          <wp:anchor distT="0" distB="0" distL="114300" distR="114300" simplePos="0" relativeHeight="251664384" behindDoc="1" locked="0" layoutInCell="1" allowOverlap="1" wp14:anchorId="23B9BE99" wp14:editId="27D1CAA7">
+            <wp:simplePos x="0" y="0"/>
+            <wp:positionH relativeFrom="column">
+              <wp:posOffset>-4445</wp:posOffset>
+            </wp:positionH>
+            <wp:positionV relativeFrom="paragraph">
+              <wp:posOffset>69182</wp:posOffset>
+            </wp:positionV>
+            <wp:extent cx="2411604" cy="3657600"/>
+            <wp:effectExtent l="19050" t="19050" r="27305" b="19050"/>
+            <wp:wrapTight wrapText="bothSides">
+              <wp:wrapPolygon edited="0">
+                <wp:start x="-171" y="-113"/>
+                <wp:lineTo x="-171" y="21600"/>
+                <wp:lineTo x="21674" y="21600"/>
+                <wp:lineTo x="21674" y="-113"/>
+                <wp:lineTo x="-171" y="-113"/>
+              </wp:wrapPolygon>
+            </wp:wrapTight>
+            <wp:docPr id="2103159676" name="Grafik 1" descr="Ein Bild, das Text, Screenshot, Schrift, Zahl enthält.&#10;&#10;KI-generierte Inhalte können fehlerhaft sein."/>
+            <wp:cNvGraphicFramePr>
+              <a:graphicFrameLocks xmlns:a="http://schemas.openxmlformats.org/drawingml/2006/main" noChangeAspect="1"/>
+            </wp:cNvGraphicFramePr>
+            <a:graphic xmlns:a="http://schemas.openxmlformats.org/drawingml/2006/main">
+              <a:graphicData uri="http://schemas.openxmlformats.org/drawingml/2006/picture">
+                <pic:pic xmlns:pic="http://schemas.openxmlformats.org/drawingml/2006/picture">
+                  <pic:nvPicPr>
+                    <pic:cNvPr id="2103159676" name="Grafik 1" descr="Ein Bild, das Text, Screenshot, Schrift, Zahl enthält.&#10;&#10;KI-generierte Inhalte können fehlerhaft sein."/>
+                    <pic:cNvPicPr/>
+                  </pic:nvPicPr>
+                  <pic:blipFill>
+                    <a:blip r:embed="rId9">
+                      <a:extLst>
+                        <a:ext uri="{28A0092B-C50C-407E-A947-70E740481C1C}">
+                          <a14:useLocalDpi xmlns:a14="http://schemas.microsoft.com/office/drawing/2010/main" val="0"/>
+                        </a:ext>
+                      </a:extLst>
+                    </a:blip>
+                    <a:stretch>
+                      <a:fillRect/>
+                    </a:stretch>
+                  </pic:blipFill>
+                  <pic:spPr>
+                    <a:xfrm>
+                      <a:off x="0" y="0"/>
+                      <a:ext cx="2411604" cy="3657600"/>
+                    </a:xfrm>
+                    <a:prstGeom prst="rect">
+                      <a:avLst/>
+                    </a:prstGeom>
+                    <a:ln>
+                      <a:solidFill>
+                        <a:schemeClr val="tx1"/>
+                      </a:solidFill>
+                    </a:ln>
+                  </pic:spPr>
+                </pic:pic>
+              </a:graphicData>
+            </a:graphic>
+            <wp14:sizeRelH relativeFrom="page">
+              <wp14:pctWidth>0</wp14:pctWidth>
+            </wp14:sizeRelH>
+            <wp14:sizeRelV relativeFrom="page">
+              <wp14:pctHeight>0</wp14:pctHeight>
+            </wp14:sizeRelV>
+          </wp:anchor>
+        </w:drawing>
+      </w:r>
+    </w:p>
+    <w:p>
+      <w:pPr>
+        <w:pStyle w:val="Listenabsatz"/>
+        <w:numPr>
+          <w:ilvl w:val="0"/>
+          <w:numId w:val="14"/>
+        </w:numPr>
+        <w:rPr>
+          <w:rFonts w:ascii="DB Neo Office" w:hAnsi="DB Neo Office"/>
+          <w:sz w:val="24"/>
+          <w:szCs w:val="24"/>
+        </w:rPr>
+      </w:pPr>
+      <w:r>
+        <w:rPr>
+          <w:rFonts w:ascii="DB Neo Office" w:hAnsi="DB Neo Office"/>
+          <w:sz w:val="24"/>
+          <w:szCs w:val="24"/>
+        </w:rPr>
+        <w:t xml:space="preserve">Rechtsklick auf die </w:t>
+      </w:r>
+      <w:r>
+        <w:rPr>
+          <w:rFonts w:ascii="DB Neo Office" w:hAnsi="DB Neo Office"/>
+          <w:b/>
+          <w:sz w:val="24"/>
+          <w:szCs w:val="24"/>
+        </w:rPr>
+        <w:t>BetraTool.exe</w:t>
+      </w:r>
+      <w:r>
+        <w:rPr>
+          <w:rFonts w:ascii="DB Neo Office" w:hAnsi="DB Neo Office"/>
+          <w:sz w:val="24"/>
+          <w:szCs w:val="24"/>
+        </w:rPr>
+        <w:t xml:space="preserve">, öffnen der </w:t>
+      </w:r>
+      <w:r>
+        <w:rPr>
+          <w:rFonts w:ascii="DB Neo Office" w:hAnsi="DB Neo Office"/>
+          <w:b/>
+          <w:sz w:val="24"/>
+          <w:szCs w:val="24"/>
+        </w:rPr>
+        <w:t>Eigenschaften</w:t>
+      </w:r>
+    </w:p>
+    <w:p>
+      <w:pPr>
+        <w:pStyle w:val="Listenabsatz"/>
+        <w:rPr>
+          <w:rFonts w:ascii="DB Neo Office" w:hAnsi="DB Neo Office"/>
+          <w:sz w:val="24"/>
+          <w:szCs w:val="24"/>
+        </w:rPr>
+      </w:pPr>
+    </w:p>
+    <w:p>
+      <w:pPr>
+        <w:pStyle w:val="Listenabsatz"/>
+        <w:numPr>
+          <w:ilvl w:val="0"/>
+          <w:numId w:val="14"/>
+        </w:numPr>
+        <w:rPr>
+          <w:rFonts w:ascii="DB Neo Office" w:hAnsi="DB Neo Office"/>
+          <w:sz w:val="24"/>
+          <w:szCs w:val="24"/>
+        </w:rPr>
+      </w:pPr>
+      <w:r>
+        <w:rPr>
+          <w:rFonts w:ascii="DB Neo Office" w:hAnsi="DB Neo Office"/>
+          <w:sz w:val="24"/>
+          <w:szCs w:val="24"/>
+        </w:rPr>
+        <w:t xml:space="preserve">Im neu geöffneten Fenster in den Reiter </w:t>
+      </w:r>
+      <w:r>
+        <w:rPr>
+          <w:rFonts w:ascii="DB Neo Office" w:hAnsi="DB Neo Office"/>
+          <w:b/>
+          <w:sz w:val="24"/>
+          <w:szCs w:val="24"/>
+        </w:rPr>
+        <w:t>Allgemein</w:t>
+      </w:r>
+      <w:r>
+        <w:rPr>
+          <w:rFonts w:ascii="DB Neo Office" w:hAnsi="DB Neo Office"/>
+          <w:sz w:val="24"/>
+          <w:szCs w:val="24"/>
+        </w:rPr>
+        <w:t xml:space="preserve"> unten im Bereich </w:t>
+      </w:r>
+      <w:r>
+        <w:rPr>
+          <w:rFonts w:ascii="DB Neo Office" w:hAnsi="DB Neo Office"/>
+          <w:b/>
+          <w:sz w:val="24"/>
+          <w:szCs w:val="24"/>
+        </w:rPr>
+        <w:t>Sicherheit</w:t>
+      </w:r>
+      <w:r>
+        <w:rPr>
+          <w:rFonts w:ascii="DB Neo Office" w:hAnsi="DB Neo Office"/>
+          <w:sz w:val="24"/>
+          <w:szCs w:val="24"/>
+        </w:rPr>
+        <w:t xml:space="preserve"> den Haken bei </w:t>
+      </w:r>
+      <w:r>
+        <w:rPr>
+          <w:rFonts w:ascii="DB Neo Office" w:hAnsi="DB Neo Office"/>
+          <w:b/>
+          <w:sz w:val="24"/>
+          <w:szCs w:val="24"/>
+        </w:rPr>
+        <w:t>Zulassen</w:t>
+      </w:r>
+      <w:r>
+        <w:rPr>
+          <w:rFonts w:ascii="DB Neo Office" w:hAnsi="DB Neo Office"/>
+          <w:sz w:val="24"/>
+          <w:szCs w:val="24"/>
+        </w:rPr>
+        <w:t xml:space="preserve"> setzen, auf </w:t>
+      </w:r>
+      <w:r>
+        <w:rPr>
+          <w:rFonts w:ascii="DB Neo Office" w:hAnsi="DB Neo Office"/>
+          <w:b/>
+          <w:sz w:val="24"/>
+          <w:szCs w:val="24"/>
+        </w:rPr>
+        <w:t>Übernehmen</w:t>
+      </w:r>
+      <w:r>
+        <w:rPr>
+          <w:rFonts w:ascii="DB Neo Office" w:hAnsi="DB Neo Office"/>
+          <w:sz w:val="24"/>
+          <w:szCs w:val="24"/>
+        </w:rPr>
+        <w:t xml:space="preserve"> klicken und das Programm normal starten.</w:t>
+      </w:r>
+    </w:p>
+    <w:p>
+      <w:pPr>
+        <w:rPr>
+          <w:rFonts w:ascii="DB Neo Office" w:hAnsi="DB Neo Office"/>
+          <w:sz w:val="24"/>
+          <w:szCs w:val="24"/>
+        </w:rPr>
+      </w:pPr>
+      <w:r>
+        <w:rPr>
+          <w:rFonts w:ascii="DB Neo Office" w:hAnsi="DB Neo Office"/>
+          <w:sz w:val="24"/>
+          <w:szCs w:val="24"/>
+        </w:rPr>
+        <w:t>Dieser Haken verhindert nur die Überprüfung der Herkunft des Programms. Windows überprüft weiterhin nach schädlichen Programmen und Viren – hat also keine Auswirkungen auf die Sicherheit von Windows.</w:t>
+      </w:r>
+    </w:p>
+    <w:p>
+      <w:pPr>
+        <w:rPr>
+          <w:rFonts w:ascii="DB Neo Office" w:hAnsi="DB Neo Office"/>
+          <w:sz w:val="24"/>
+          <w:szCs w:val="24"/>
+        </w:rPr>
+      </w:pPr>
+      <w:r>
+        <w:rPr>
+          <w:rFonts w:ascii="DB Neo Office" w:hAnsi="DB Neo Office"/>
+          <w:sz w:val="24"/>
+          <w:szCs w:val="24"/>
+        </w:rPr>
+        <w:t>Wurde die Datei aus der Ordnerstruktur des Sharepoints kopiert, tritt der Fehler nicht auf, da auch nichts aus dem Internet heruntergeladen wurde.</w:t>
+      </w:r>
+    </w:p>
+    <w:p>
+      <w:pPr>
         <w:rPr>
           <w:rFonts w:ascii="DB Neo Office Head" w:hAnsi="DB Neo Office Head"/>
           <w:sz w:val="36"/>
           <w:szCs w:val="36"/>
         </w:rPr>
-        <w:br w:type="page"/>
-      </w:r>
-    </w:p>
-    <w:p>
-      <w:pPr>
+      </w:pPr>
+      <w:r>
         <w:rPr>
           <w:rFonts w:ascii="DB Neo Office Head" w:hAnsi="DB Neo Office Head"/>
-          <w:b/>
-          <w:bCs/>
           <w:sz w:val="36"/>
           <w:szCs w:val="36"/>
         </w:rPr>
-      </w:pPr>
-      <w:r>
+        <w:br w:type="page"/>
+      </w:r>
+    </w:p>
+    <w:p>
+      <w:pPr>
         <w:rPr>
           <w:rFonts w:ascii="DB Neo Office Head" w:hAnsi="DB Neo Office Head"/>
           <w:b/>
@@ -277,8 +878,27 @@
           <w:sz w:val="36"/>
           <w:szCs w:val="36"/>
         </w:rPr>
+      </w:pPr>
+      <w:r>
+        <w:rPr>
+          <w:rFonts w:ascii="DB Neo Office Head" w:hAnsi="DB Neo Office Head"/>
+          <w:b/>
+          <w:bCs/>
+          <w:sz w:val="36"/>
+          <w:szCs w:val="36"/>
+        </w:rPr>
         <w:lastRenderedPageBreak/>
-        <w:t>2. Detaillierte Anleitung</w:t>
+        <w:t>3</w:t>
+      </w:r>
+      <w:r>
+        <w:rPr>
+          <w:rFonts w:ascii="DB Neo Office Head" w:hAnsi="DB Neo Office Head"/>
+          <w:b/>
+          <w:bCs/>
+          <w:sz w:val="36"/>
+          <w:szCs w:val="36"/>
+        </w:rPr>
+        <w:t>. Detaillierte Anleitung</w:t>
       </w:r>
     </w:p>
     <w:p>
@@ -370,7 +990,7 @@
                     <pic:cNvPicPr/>
                   </pic:nvPicPr>
                   <pic:blipFill>
-                    <a:blip r:embed="rId8">
+                    <a:blip r:embed="rId10">
                       <a:extLst>
                         <a:ext uri="{28A0092B-C50C-407E-A947-70E740481C1C}">
                           <a14:useLocalDpi xmlns:a14="http://schemas.microsoft.com/office/drawing/2010/main" val="0"/>
@@ -543,7 +1163,25 @@
           <w:sz w:val="24"/>
           <w:szCs w:val="24"/>
         </w:rPr>
-        <w:t xml:space="preserve">Diese Einstellung wird in der Datei configs/config.ini gespeichert. Das Jahr ist fest auf </w:t>
+        <w:t xml:space="preserve">Diese Einstellung wird in der Datei </w:t>
+      </w:r>
+      <w:proofErr w:type="spellStart"/>
+      <w:r>
+        <w:rPr>
+          <w:rFonts w:ascii="DB Neo Office" w:hAnsi="DB Neo Office"/>
+          <w:sz w:val="24"/>
+          <w:szCs w:val="24"/>
+        </w:rPr>
+        <w:t>configs</w:t>
+      </w:r>
+      <w:proofErr w:type="spellEnd"/>
+      <w:r>
+        <w:rPr>
+          <w:rFonts w:ascii="DB Neo Office" w:hAnsi="DB Neo Office"/>
+          <w:sz w:val="24"/>
+          <w:szCs w:val="24"/>
+        </w:rPr>
+        <w:t xml:space="preserve">/config.ini gespeichert. Das Jahr ist fest auf </w:t>
       </w:r>
       <w:r>
         <w:rPr>
@@ -654,7 +1292,16 @@
           <w:sz w:val="24"/>
           <w:szCs w:val="24"/>
         </w:rPr>
-        <w:t xml:space="preserve"> Hier sehen Sie Ihr ausgewähltes Netz</w:t>
+        <w:t xml:space="preserve"> Hier sehen Sie Ihr ausgewähltes </w:t>
+      </w:r>
+      <w:proofErr w:type="gramStart"/>
+      <w:r>
+        <w:rPr>
+          <w:rFonts w:ascii="DB Neo Office" w:hAnsi="DB Neo Office"/>
+          <w:sz w:val="24"/>
+          <w:szCs w:val="24"/>
+        </w:rPr>
+        <w:t>Netz</w:t>
       </w:r>
       <w:r>
         <w:rPr>
@@ -670,7 +1317,16 @@
           <w:sz w:val="24"/>
           <w:szCs w:val="24"/>
         </w:rPr>
-        <w:t xml:space="preserve">  das gültige Jahr (z.B. F33 (Netz Hagen), Jahr: 2026)</w:t>
+        <w:t xml:space="preserve">  das</w:t>
+      </w:r>
+      <w:proofErr w:type="gramEnd"/>
+      <w:r>
+        <w:rPr>
+          <w:rFonts w:ascii="DB Neo Office" w:hAnsi="DB Neo Office"/>
+          <w:sz w:val="24"/>
+          <w:szCs w:val="24"/>
+        </w:rPr>
+        <w:t xml:space="preserve"> gültige Jahr (z.B. F33 (Netz Hagen), Jahr: 2026)</w:t>
       </w:r>
       <w:r>
         <w:rPr>
@@ -893,7 +1549,25 @@
           <w:sz w:val="24"/>
           <w:szCs w:val="24"/>
         </w:rPr>
-        <w:t xml:space="preserve"> Die Knöpfe ("Oberleitung", "Baugleis", "BÜ", etc.) sind Schnellwahlen. Ein Klick wählt alle Module dieser Gruppe an oder ab.</w:t>
+        <w:t xml:space="preserve"> Die Knöpfe ("Oberleitung", "</w:t>
+      </w:r>
+      <w:proofErr w:type="spellStart"/>
+      <w:r>
+        <w:rPr>
+          <w:rFonts w:ascii="DB Neo Office" w:hAnsi="DB Neo Office"/>
+          <w:sz w:val="24"/>
+          <w:szCs w:val="24"/>
+        </w:rPr>
+        <w:t>Baugleis</w:t>
+      </w:r>
+      <w:proofErr w:type="spellEnd"/>
+      <w:r>
+        <w:rPr>
+          <w:rFonts w:ascii="DB Neo Office" w:hAnsi="DB Neo Office"/>
+          <w:sz w:val="24"/>
+          <w:szCs w:val="24"/>
+        </w:rPr>
+        <w:t>", "BÜ", etc.) sind Schnellwahlen. Ein Klick wählt alle Module dieser Gruppe an oder ab.</w:t>
       </w:r>
     </w:p>
     <w:p>
@@ -1057,71 +1731,29 @@
       </w:pPr>
       <w:r>
         <w:rPr>
-          <w:rFonts w:ascii="DB Neo Office" w:hAnsi="DB Neo Office"/>
-          <w:sz w:val="24"/>
-          <w:szCs w:val="24"/>
-        </w:rPr>
-        <w:t xml:space="preserve">Klicken Sie auf </w:t>
-      </w:r>
-      <w:r>
-        <w:rPr>
-          <w:rFonts w:ascii="DB Neo Office" w:hAnsi="DB Neo Office"/>
-          <w:b/>
-          <w:bCs/>
-          <w:sz w:val="24"/>
-          <w:szCs w:val="24"/>
-        </w:rPr>
-        <w:t>"Presets bearbeiten"</w:t>
-      </w:r>
-      <w:r>
-        <w:rPr>
-          <w:rFonts w:ascii="DB Neo Office" w:hAnsi="DB Neo Office"/>
-          <w:sz w:val="24"/>
-          <w:szCs w:val="24"/>
-        </w:rPr>
-        <w:t>, um die 5 Preset-Knöpfe im Hauptfenster an Ihre persönliche Arbeitsweise anzupassen.</w:t>
-      </w:r>
-    </w:p>
-    <w:p>
-      <w:pPr>
-        <w:numPr>
-          <w:ilvl w:val="0"/>
-          <w:numId w:val="10"/>
-        </w:numPr>
-        <w:rPr>
-          <w:rFonts w:ascii="DB Neo Office" w:hAnsi="DB Neo Office"/>
-          <w:sz w:val="24"/>
-          <w:szCs w:val="24"/>
-        </w:rPr>
-      </w:pPr>
-      <w:r>
-        <w:rPr>
-          <w:rFonts w:ascii="DB Neo Office" w:hAnsi="DB Neo Office"/>
           <w:noProof/>
-          <w:sz w:val="24"/>
-          <w:szCs w:val="24"/>
         </w:rPr>
         <w:drawing>
-          <wp:anchor distT="0" distB="0" distL="114300" distR="114300" simplePos="0" relativeHeight="251659264" behindDoc="1" locked="0" layoutInCell="1" allowOverlap="1" wp14:anchorId="3985D6B3" wp14:editId="481C4B53">
+          <wp:anchor distT="0" distB="0" distL="114300" distR="114300" simplePos="0" relativeHeight="251665408" behindDoc="1" locked="0" layoutInCell="1" allowOverlap="1" wp14:anchorId="106BD667" wp14:editId="4149185A">
             <wp:simplePos x="0" y="0"/>
             <wp:positionH relativeFrom="column">
-              <wp:posOffset>-82517</wp:posOffset>
+              <wp:posOffset>-5080</wp:posOffset>
             </wp:positionH>
             <wp:positionV relativeFrom="paragraph">
-              <wp:posOffset>470703</wp:posOffset>
+              <wp:posOffset>288290</wp:posOffset>
             </wp:positionV>
-            <wp:extent cx="2834640" cy="1889760"/>
-            <wp:effectExtent l="19050" t="19050" r="22860" b="15240"/>
+            <wp:extent cx="3099435" cy="2916555"/>
+            <wp:effectExtent l="19050" t="19050" r="24765" b="17145"/>
             <wp:wrapTight wrapText="bothSides">
               <wp:wrapPolygon edited="0">
-                <wp:start x="-145" y="-218"/>
-                <wp:lineTo x="-145" y="21556"/>
-                <wp:lineTo x="21629" y="21556"/>
-                <wp:lineTo x="21629" y="-218"/>
-                <wp:lineTo x="-145" y="-218"/>
+                <wp:start x="-133" y="-141"/>
+                <wp:lineTo x="-133" y="21586"/>
+                <wp:lineTo x="21640" y="21586"/>
+                <wp:lineTo x="21640" y="-141"/>
+                <wp:lineTo x="-133" y="-141"/>
               </wp:wrapPolygon>
             </wp:wrapTight>
-            <wp:docPr id="1027196511" name="Grafik 3" descr="Ein Bild, das Text, Screenshot, Software, Zahl enthält.&#10;&#10;KI-generierte Inhalte können fehlerhaft sein."/>
+            <wp:docPr id="1608438531" name="Grafik 1" descr="Ein Bild, das Text, Screenshot, Display, Zahl enthält.&#10;&#10;KI-generierte Inhalte können fehlerhaft sein."/>
             <wp:cNvGraphicFramePr>
               <a:graphicFrameLocks xmlns:a="http://schemas.openxmlformats.org/drawingml/2006/main" noChangeAspect="1"/>
             </wp:cNvGraphicFramePr>
@@ -1129,11 +1761,11 @@
               <a:graphicData uri="http://schemas.openxmlformats.org/drawingml/2006/picture">
                 <pic:pic xmlns:pic="http://schemas.openxmlformats.org/drawingml/2006/picture">
                   <pic:nvPicPr>
-                    <pic:cNvPr id="1027196511" name="Grafik 3" descr="Ein Bild, das Text, Screenshot, Software, Zahl enthält.&#10;&#10;KI-generierte Inhalte können fehlerhaft sein."/>
+                    <pic:cNvPr id="1608438531" name="Grafik 1" descr="Ein Bild, das Text, Screenshot, Display, Zahl enthält.&#10;&#10;KI-generierte Inhalte können fehlerhaft sein."/>
                     <pic:cNvPicPr/>
                   </pic:nvPicPr>
                   <pic:blipFill>
-                    <a:blip r:embed="rId9">
+                    <a:blip r:embed="rId11">
                       <a:extLst>
                         <a:ext uri="{28A0092B-C50C-407E-A947-70E740481C1C}">
                           <a14:useLocalDpi xmlns:a14="http://schemas.microsoft.com/office/drawing/2010/main" val="0"/>
@@ -1147,7 +1779,7 @@
                   <pic:spPr>
                     <a:xfrm>
                       <a:off x="0" y="0"/>
-                      <a:ext cx="2834640" cy="1889760"/>
+                      <a:ext cx="3099435" cy="2916555"/>
                     </a:xfrm>
                     <a:prstGeom prst="rect">
                       <a:avLst/>
@@ -1176,13 +1808,29 @@
           <w:sz w:val="24"/>
           <w:szCs w:val="24"/>
         </w:rPr>
-        <w:t>Es öffnet sich ein Fenster mit 5 Reitern ("Preset 1" bis "Preset 5"). Jeder Reiter steuert einen der Knöpfe im Hauptfenster.</w:t>
-      </w:r>
-      <w:r>
-        <w:rPr>
-          <w:rFonts w:ascii="DB Neo Office" w:hAnsi="DB Neo Office"/>
-          <w:sz w:val="24"/>
-          <w:szCs w:val="24"/>
+        <w:t xml:space="preserve">Klicken Sie auf </w:t>
+      </w:r>
+      <w:r>
+        <w:rPr>
+          <w:rFonts w:ascii="DB Neo Office" w:hAnsi="DB Neo Office"/>
+          <w:b/>
+          <w:bCs/>
+          <w:sz w:val="24"/>
+          <w:szCs w:val="24"/>
+        </w:rPr>
+        <w:t>"Presets bearbeiten"</w:t>
+      </w:r>
+      <w:r>
+        <w:rPr>
+          <w:rFonts w:ascii="DB Neo Office" w:hAnsi="DB Neo Office"/>
+          <w:sz w:val="24"/>
+          <w:szCs w:val="24"/>
+        </w:rPr>
+        <w:t>, um die 5 Preset-Knöpfe im Hauptfenster an Ihre persönliche Arbeitsweise anzupassen.</w:t>
+      </w:r>
+      <w:r>
+        <w:rPr>
+          <w:noProof/>
         </w:rPr>
         <w:t xml:space="preserve"> </w:t>
       </w:r>
@@ -1202,28 +1850,18 @@
       <w:r>
         <w:rPr>
           <w:rFonts w:ascii="DB Neo Office" w:hAnsi="DB Neo Office"/>
-          <w:b/>
-          <w:bCs/>
-          <w:sz w:val="24"/>
-          <w:szCs w:val="24"/>
-        </w:rPr>
-        <w:t>Button-Name:</w:t>
-      </w:r>
-      <w:r>
-        <w:rPr>
-          <w:rFonts w:ascii="DB Neo Office" w:hAnsi="DB Neo Office"/>
-          <w:sz w:val="24"/>
-          <w:szCs w:val="24"/>
-        </w:rPr>
-        <w:t xml:space="preserve"> Geben Sie hier den Text ein, der auf dem Knopf stehen soll</w:t>
-      </w:r>
-      <w:r>
-        <w:rPr>
-          <w:rFonts w:ascii="DB Neo Office" w:hAnsi="DB Neo Office"/>
-          <w:sz w:val="24"/>
-          <w:szCs w:val="24"/>
-        </w:rPr>
-        <w:t>.</w:t>
+          <w:sz w:val="24"/>
+          <w:szCs w:val="24"/>
+        </w:rPr>
+        <w:t>Es öffnet sich ein Fenster mit 5 Reitern ("Preset 1" bis "Preset 5"). Jeder Reiter steuert einen der Knöpfe im Hauptfenster.</w:t>
+      </w:r>
+      <w:r>
+        <w:rPr>
+          <w:rFonts w:ascii="DB Neo Office" w:hAnsi="DB Neo Office"/>
+          <w:sz w:val="24"/>
+          <w:szCs w:val="24"/>
+        </w:rPr>
+        <w:t xml:space="preserve"> </w:t>
       </w:r>
     </w:p>
     <w:p>
@@ -1246,370 +1884,23 @@
           <w:sz w:val="24"/>
           <w:szCs w:val="24"/>
         </w:rPr>
-        <w:t>Baustein-Präfixe (durch Komma getrennt):</w:t>
-      </w:r>
-      <w:r>
-        <w:rPr>
-          <w:rFonts w:ascii="DB Neo Office" w:hAnsi="DB Neo Office"/>
-          <w:sz w:val="24"/>
-          <w:szCs w:val="24"/>
-        </w:rPr>
-        <w:t xml:space="preserve"> Dies ist das wichtigste Feld. Hier legen Sie fest, </w:t>
-      </w:r>
-      <w:r>
-        <w:rPr>
-          <w:rFonts w:ascii="DB Neo Office" w:hAnsi="DB Neo Office"/>
-          <w:i/>
-          <w:iCs/>
-          <w:sz w:val="24"/>
-          <w:szCs w:val="24"/>
-        </w:rPr>
-        <w:t>welche</w:t>
-      </w:r>
-      <w:r>
-        <w:rPr>
-          <w:rFonts w:ascii="DB Neo Office" w:hAnsi="DB Neo Office"/>
-          <w:sz w:val="24"/>
-          <w:szCs w:val="24"/>
-        </w:rPr>
-        <w:t xml:space="preserve"> Textbausteine der Knopf an- oder abwählen soll. Sie geben hier die </w:t>
-      </w:r>
-      <w:r>
-        <w:rPr>
-          <w:rFonts w:ascii="DB Neo Office" w:hAnsi="DB Neo Office"/>
-          <w:b/>
-          <w:bCs/>
-          <w:sz w:val="24"/>
-          <w:szCs w:val="24"/>
-        </w:rPr>
-        <w:t>Anfangsnummern</w:t>
-      </w:r>
-      <w:r>
-        <w:rPr>
-          <w:rFonts w:ascii="DB Neo Office" w:hAnsi="DB Neo Office"/>
-          <w:sz w:val="24"/>
-          <w:szCs w:val="24"/>
-        </w:rPr>
-        <w:t xml:space="preserve"> (Präfixe) der gewünschten Bausteine ein. Trennen Sie mehrere Einträge durch ein Komma.</w:t>
-      </w:r>
-    </w:p>
-    <w:p>
-      <w:pPr>
-        <w:rPr>
-          <w:rFonts w:ascii="DB Neo Office" w:hAnsi="DB Neo Office"/>
-          <w:sz w:val="24"/>
-          <w:szCs w:val="24"/>
-        </w:rPr>
-      </w:pPr>
-      <w:r>
-        <w:rPr>
-          <w:rFonts w:ascii="DB Neo Office" w:hAnsi="DB Neo Office"/>
-          <w:b/>
-          <w:bCs/>
-          <w:sz w:val="24"/>
-          <w:szCs w:val="24"/>
-        </w:rPr>
-        <w:t>So funktioniert die Präfix-Logik:</w:t>
-      </w:r>
-    </w:p>
-    <w:p>
-      <w:pPr>
-        <w:numPr>
-          <w:ilvl w:val="1"/>
-          <w:numId w:val="10"/>
-        </w:numPr>
-        <w:rPr>
-          <w:rFonts w:ascii="DB Neo Office" w:hAnsi="DB Neo Office"/>
-          <w:sz w:val="24"/>
-          <w:szCs w:val="24"/>
-        </w:rPr>
-      </w:pPr>
-      <w:r>
-        <w:rPr>
-          <w:rFonts w:ascii="DB Neo Office" w:hAnsi="DB Neo Office"/>
-          <w:b/>
-          <w:bCs/>
-          <w:sz w:val="24"/>
-          <w:szCs w:val="24"/>
-        </w:rPr>
-        <w:t>Einzelner Baustein:</w:t>
-      </w:r>
-      <w:r>
-        <w:rPr>
-          <w:rFonts w:ascii="DB Neo Office" w:hAnsi="DB Neo Office"/>
-          <w:sz w:val="24"/>
-          <w:szCs w:val="24"/>
-        </w:rPr>
-        <w:t xml:space="preserve"> Wenn Sie 5.1.22 eingeben, wird nur der Baustein "5.1.22 - Sperrung BÜ für den Straßenverkehr.docx" ausgewählt.</w:t>
-      </w:r>
-    </w:p>
-    <w:p>
-      <w:pPr>
-        <w:numPr>
-          <w:ilvl w:val="1"/>
-          <w:numId w:val="10"/>
-        </w:numPr>
-        <w:rPr>
-          <w:rFonts w:ascii="DB Neo Office" w:hAnsi="DB Neo Office"/>
-          <w:sz w:val="24"/>
-          <w:szCs w:val="24"/>
-        </w:rPr>
-      </w:pPr>
-      <w:r>
-        <w:rPr>
-          <w:rFonts w:ascii="DB Neo Office" w:hAnsi="DB Neo Office"/>
-          <w:b/>
-          <w:bCs/>
-          <w:sz w:val="24"/>
-          <w:szCs w:val="24"/>
-        </w:rPr>
-        <w:t>Mehrere einzelne Bausteine:</w:t>
-      </w:r>
-      <w:r>
-        <w:rPr>
-          <w:rFonts w:ascii="DB Neo Office" w:hAnsi="DB Neo Office"/>
-          <w:sz w:val="24"/>
-          <w:szCs w:val="24"/>
-        </w:rPr>
-        <w:t xml:space="preserve"> Wenn Sie 5.1.22, 5.1.26, 5.3.11 eingeben, werden genau diese drei Bausteine ausgewählt.</w:t>
-      </w:r>
-    </w:p>
-    <w:p>
-      <w:pPr>
-        <w:numPr>
-          <w:ilvl w:val="1"/>
-          <w:numId w:val="10"/>
-        </w:numPr>
-        <w:rPr>
-          <w:rFonts w:ascii="DB Neo Office" w:hAnsi="DB Neo Office"/>
-          <w:sz w:val="24"/>
-          <w:szCs w:val="24"/>
-        </w:rPr>
-      </w:pPr>
-      <w:r>
-        <w:rPr>
-          <w:rFonts w:ascii="DB Neo Office" w:hAnsi="DB Neo Office"/>
-          <w:b/>
-          <w:bCs/>
-          <w:sz w:val="24"/>
-          <w:szCs w:val="24"/>
-        </w:rPr>
-        <w:t>Ganze Kapitel (Die "Joker"-Funktion):</w:t>
-      </w:r>
-      <w:r>
-        <w:rPr>
-          <w:rFonts w:ascii="DB Neo Office" w:hAnsi="DB Neo Office"/>
-          <w:sz w:val="24"/>
-          <w:szCs w:val="24"/>
-        </w:rPr>
-        <w:t xml:space="preserve"> Sie können auch nur den Anfang einer Nummer eingeben, um </w:t>
-      </w:r>
-      <w:r>
-        <w:rPr>
-          <w:rFonts w:ascii="DB Neo Office" w:hAnsi="DB Neo Office"/>
-          <w:i/>
-          <w:iCs/>
-          <w:sz w:val="24"/>
-          <w:szCs w:val="24"/>
-        </w:rPr>
-        <w:t>alle</w:t>
-      </w:r>
-      <w:r>
-        <w:rPr>
-          <w:rFonts w:ascii="DB Neo Office" w:hAnsi="DB Neo Office"/>
-          <w:sz w:val="24"/>
-          <w:szCs w:val="24"/>
-        </w:rPr>
-        <w:t xml:space="preserve"> Bausteine auszuwählen, die mit dieser Nummer beginnen.</w:t>
-      </w:r>
-    </w:p>
-    <w:p>
-      <w:pPr>
-        <w:numPr>
-          <w:ilvl w:val="2"/>
-          <w:numId w:val="10"/>
-        </w:numPr>
-        <w:rPr>
-          <w:rFonts w:ascii="DB Neo Office" w:hAnsi="DB Neo Office"/>
-          <w:sz w:val="24"/>
-          <w:szCs w:val="24"/>
-        </w:rPr>
-      </w:pPr>
-      <w:r>
-        <w:rPr>
-          <w:rFonts w:ascii="DB Neo Office" w:hAnsi="DB Neo Office"/>
-          <w:b/>
-          <w:bCs/>
-          <w:sz w:val="24"/>
-          <w:szCs w:val="24"/>
-        </w:rPr>
-        <w:t>Beispiel 1 (Unter-Kapitel):</w:t>
-      </w:r>
-      <w:r>
-        <w:rPr>
-          <w:rFonts w:ascii="DB Neo Office" w:hAnsi="DB Neo Office"/>
-          <w:sz w:val="24"/>
-          <w:szCs w:val="24"/>
-        </w:rPr>
-        <w:t xml:space="preserve"> Ein Eintrag von 5.1. (mit Punkt am Ende) wählt </w:t>
-      </w:r>
-      <w:r>
-        <w:rPr>
-          <w:rFonts w:ascii="DB Neo Office" w:hAnsi="DB Neo Office"/>
-          <w:b/>
-          <w:bCs/>
-          <w:sz w:val="24"/>
-          <w:szCs w:val="24"/>
-        </w:rPr>
-        <w:t>alle</w:t>
-      </w:r>
-      <w:r>
-        <w:rPr>
-          <w:rFonts w:ascii="DB Neo Office" w:hAnsi="DB Neo Office"/>
-          <w:sz w:val="24"/>
-          <w:szCs w:val="24"/>
-        </w:rPr>
-        <w:t xml:space="preserve"> Bausteine an, die mit "5.1." beginnen (z.B. "5.1.1", "5.1.2", "5.1.3", "5.1.10", "5.1.11", usw.).</w:t>
-      </w:r>
-    </w:p>
-    <w:p>
-      <w:pPr>
-        <w:numPr>
-          <w:ilvl w:val="2"/>
-          <w:numId w:val="10"/>
-        </w:numPr>
-        <w:rPr>
-          <w:rFonts w:ascii="DB Neo Office" w:hAnsi="DB Neo Office"/>
-          <w:sz w:val="24"/>
-          <w:szCs w:val="24"/>
-        </w:rPr>
-      </w:pPr>
-      <w:r>
-        <w:rPr>
-          <w:rFonts w:ascii="DB Neo Office" w:hAnsi="DB Neo Office"/>
-          <w:b/>
-          <w:bCs/>
-          <w:sz w:val="24"/>
-          <w:szCs w:val="24"/>
-        </w:rPr>
-        <w:lastRenderedPageBreak/>
-        <w:t>Beispiel 2 (Haupt-Kapitel):</w:t>
-      </w:r>
-      <w:r>
-        <w:rPr>
-          <w:rFonts w:ascii="DB Neo Office" w:hAnsi="DB Neo Office"/>
-          <w:sz w:val="24"/>
-          <w:szCs w:val="24"/>
-        </w:rPr>
-        <w:t xml:space="preserve"> Ein Eintrag von 5. (mit Punkt am Ende) wählt </w:t>
-      </w:r>
-      <w:r>
-        <w:rPr>
-          <w:rFonts w:ascii="DB Neo Office" w:hAnsi="DB Neo Office"/>
-          <w:b/>
-          <w:bCs/>
-          <w:sz w:val="24"/>
-          <w:szCs w:val="24"/>
-        </w:rPr>
-        <w:t>alle</w:t>
-      </w:r>
-      <w:r>
-        <w:rPr>
-          <w:rFonts w:ascii="DB Neo Office" w:hAnsi="DB Neo Office"/>
-          <w:sz w:val="24"/>
-          <w:szCs w:val="24"/>
-        </w:rPr>
-        <w:t xml:space="preserve"> Bausteine des gesamten Kapitels 5 an (z.B. "5.0.0", "5.1.1", "5.2.1", "5.3.14", usw.).</w:t>
-      </w:r>
-    </w:p>
-    <w:p>
-      <w:pPr>
-        <w:rPr>
-          <w:rFonts w:ascii="DB Neo Office" w:hAnsi="DB Neo Office"/>
-          <w:sz w:val="24"/>
-          <w:szCs w:val="24"/>
-        </w:rPr>
-      </w:pPr>
-      <w:r>
-        <w:rPr>
-          <w:rFonts w:ascii="DB Neo Office" w:hAnsi="DB Neo Office"/>
-          <w:b/>
-          <w:bCs/>
-          <w:sz w:val="24"/>
-          <w:szCs w:val="24"/>
-        </w:rPr>
-        <w:t xml:space="preserve">Beispiel-Konfiguration </w:t>
-      </w:r>
-      <w:r>
-        <w:rPr>
-          <w:rFonts w:ascii="DB Neo Office" w:hAnsi="DB Neo Office"/>
-          <w:b/>
-          <w:bCs/>
-          <w:sz w:val="24"/>
-          <w:szCs w:val="24"/>
-        </w:rPr>
-        <w:t>„Oberleitung“</w:t>
-      </w:r>
-      <w:r>
-        <w:rPr>
-          <w:rFonts w:ascii="DB Neo Office" w:hAnsi="DB Neo Office"/>
-          <w:b/>
-          <w:bCs/>
-          <w:sz w:val="24"/>
-          <w:szCs w:val="24"/>
-        </w:rPr>
-        <w:t>:</w:t>
-      </w:r>
-      <w:r>
-        <w:rPr>
-          <w:rFonts w:ascii="DB Neo Office" w:hAnsi="DB Neo Office"/>
-          <w:sz w:val="24"/>
-          <w:szCs w:val="24"/>
-        </w:rPr>
-        <w:t xml:space="preserve"> 2.3., 4.3.0, 5.3.20</w:t>
-      </w:r>
-      <w:r>
-        <w:rPr>
-          <w:rFonts w:ascii="DB Neo Office" w:hAnsi="DB Neo Office"/>
-          <w:sz w:val="24"/>
-          <w:szCs w:val="24"/>
-        </w:rPr>
-        <w:br/>
-      </w:r>
-      <w:r>
-        <w:rPr>
-          <w:rFonts w:ascii="DB Neo Office" w:hAnsi="DB Neo Office"/>
-          <w:sz w:val="24"/>
-          <w:szCs w:val="24"/>
-        </w:rPr>
-        <w:t>Bei dieser Eingabe werden hinzugefügt:</w:t>
-      </w:r>
-      <w:r>
-        <w:rPr>
-          <w:rFonts w:ascii="DB Neo Office" w:hAnsi="DB Neo Office"/>
-          <w:sz w:val="24"/>
-          <w:szCs w:val="24"/>
-        </w:rPr>
-        <w:br/>
-        <w:t>- alle Module, die mit „2.3“ beginnen, also 2.3.0 bis 2.3.6</w:t>
-      </w:r>
-      <w:r>
-        <w:rPr>
-          <w:rFonts w:ascii="DB Neo Office" w:hAnsi="DB Neo Office"/>
-          <w:sz w:val="24"/>
-          <w:szCs w:val="24"/>
-        </w:rPr>
-        <w:br/>
-        <w:t>- das Modul 4.3.0</w:t>
-      </w:r>
-      <w:r>
-        <w:rPr>
-          <w:rFonts w:ascii="DB Neo Office" w:hAnsi="DB Neo Office"/>
-          <w:sz w:val="24"/>
-          <w:szCs w:val="24"/>
-        </w:rPr>
-        <w:br/>
-        <w:t>- das Modul 5.3.20</w:t>
+        <w:t>Button-Name:</w:t>
+      </w:r>
+      <w:r>
+        <w:rPr>
+          <w:rFonts w:ascii="DB Neo Office" w:hAnsi="DB Neo Office"/>
+          <w:sz w:val="24"/>
+          <w:szCs w:val="24"/>
+        </w:rPr>
+        <w:t xml:space="preserve"> Geben Sie hier den Text ein, der auf dem Knopf stehen soll</w:t>
+      </w:r>
+      <w:r>
+        <w:rPr>
+          <w:rFonts w:ascii="DB Neo Office" w:hAnsi="DB Neo Office"/>
+          <w:sz w:val="24"/>
+          <w:szCs w:val="24"/>
+        </w:rPr>
+        <w:t>.</w:t>
       </w:r>
     </w:p>
     <w:p>
@@ -1627,6 +1918,71 @@
       <w:r>
         <w:rPr>
           <w:rFonts w:ascii="DB Neo Office" w:hAnsi="DB Neo Office"/>
+          <w:b/>
+          <w:bCs/>
+          <w:sz w:val="24"/>
+          <w:szCs w:val="24"/>
+        </w:rPr>
+        <w:t>Baustein-Präfixe (durch Komma getrennt):</w:t>
+      </w:r>
+      <w:r>
+        <w:rPr>
+          <w:rFonts w:ascii="DB Neo Office" w:hAnsi="DB Neo Office"/>
+          <w:sz w:val="24"/>
+          <w:szCs w:val="24"/>
+        </w:rPr>
+        <w:t xml:space="preserve"> </w:t>
+      </w:r>
+      <w:r>
+        <w:rPr>
+          <w:rFonts w:ascii="DB Neo Office" w:hAnsi="DB Neo Office"/>
+          <w:sz w:val="24"/>
+          <w:szCs w:val="24"/>
+        </w:rPr>
+        <w:t xml:space="preserve">Wählen Sie </w:t>
+      </w:r>
+      <w:proofErr w:type="gramStart"/>
+      <w:r>
+        <w:rPr>
+          <w:rFonts w:ascii="DB Neo Office" w:hAnsi="DB Neo Office"/>
+          <w:sz w:val="24"/>
+          <w:szCs w:val="24"/>
+        </w:rPr>
+        <w:t>durch anklicken</w:t>
+      </w:r>
+      <w:proofErr w:type="gramEnd"/>
+      <w:r>
+        <w:rPr>
+          <w:rFonts w:ascii="DB Neo Office" w:hAnsi="DB Neo Office"/>
+          <w:sz w:val="24"/>
+          <w:szCs w:val="24"/>
+        </w:rPr>
+        <w:t xml:space="preserve"> der Module aus, welche </w:t>
+      </w:r>
+      <w:r>
+        <w:rPr>
+          <w:rFonts w:ascii="DB Neo Office" w:hAnsi="DB Neo Office"/>
+          <w:sz w:val="24"/>
+          <w:szCs w:val="24"/>
+        </w:rPr>
+        <w:t>mit dem Button verknüpft werden sollen.</w:t>
+      </w:r>
+    </w:p>
+    <w:p>
+      <w:pPr>
+        <w:numPr>
+          <w:ilvl w:val="0"/>
+          <w:numId w:val="10"/>
+        </w:numPr>
+        <w:rPr>
+          <w:rFonts w:ascii="DB Neo Office" w:hAnsi="DB Neo Office"/>
+          <w:sz w:val="24"/>
+          <w:szCs w:val="24"/>
+        </w:rPr>
+      </w:pPr>
+      <w:r>
+        <w:rPr>
+          <w:rFonts w:ascii="DB Neo Office" w:hAnsi="DB Neo Office"/>
           <w:sz w:val="24"/>
           <w:szCs w:val="24"/>
         </w:rPr>
@@ -1795,7 +2151,25 @@
           <w:sz w:val="24"/>
           <w:szCs w:val="24"/>
         </w:rPr>
-        <w:t xml:space="preserve"> "Betra" oder "BA".</w:t>
+        <w:t xml:space="preserve"> "</w:t>
+      </w:r>
+      <w:proofErr w:type="spellStart"/>
+      <w:r>
+        <w:rPr>
+          <w:rFonts w:ascii="DB Neo Office" w:hAnsi="DB Neo Office"/>
+          <w:sz w:val="24"/>
+          <w:szCs w:val="24"/>
+        </w:rPr>
+        <w:t>Betra</w:t>
+      </w:r>
+      <w:proofErr w:type="spellEnd"/>
+      <w:r>
+        <w:rPr>
+          <w:rFonts w:ascii="DB Neo Office" w:hAnsi="DB Neo Office"/>
+          <w:sz w:val="24"/>
+          <w:szCs w:val="24"/>
+        </w:rPr>
+        <w:t>" oder "BA".</w:t>
       </w:r>
     </w:p>
     <w:p>
@@ -1849,7 +2223,7 @@
                     <pic:cNvPicPr/>
                   </pic:nvPicPr>
                   <pic:blipFill>
-                    <a:blip r:embed="rId10">
+                    <a:blip r:embed="rId12">
                       <a:extLst>
                         <a:ext uri="{28A0092B-C50C-407E-A947-70E740481C1C}">
                           <a14:useLocalDpi xmlns:a14="http://schemas.microsoft.com/office/drawing/2010/main" val="0"/>
@@ -1904,13 +2278,23 @@
         </w:rPr>
         <w:t xml:space="preserve"> Die </w:t>
       </w:r>
-      <w:r>
-        <w:rPr>
-          <w:rFonts w:ascii="DB Neo Office" w:hAnsi="DB Neo Office"/>
-          <w:sz w:val="24"/>
-          <w:szCs w:val="24"/>
-        </w:rPr>
-        <w:t>Betra oder BA-Nummer</w:t>
+      <w:proofErr w:type="spellStart"/>
+      <w:r>
+        <w:rPr>
+          <w:rFonts w:ascii="DB Neo Office" w:hAnsi="DB Neo Office"/>
+          <w:sz w:val="24"/>
+          <w:szCs w:val="24"/>
+        </w:rPr>
+        <w:t>Betra</w:t>
+      </w:r>
+      <w:proofErr w:type="spellEnd"/>
+      <w:r>
+        <w:rPr>
+          <w:rFonts w:ascii="DB Neo Office" w:hAnsi="DB Neo Office"/>
+          <w:sz w:val="24"/>
+          <w:szCs w:val="24"/>
+        </w:rPr>
+        <w:t xml:space="preserve"> oder BA-Nummer</w:t>
       </w:r>
       <w:r>
         <w:rPr>
@@ -2052,7 +2436,25 @@
           <w:sz w:val="24"/>
           <w:szCs w:val="24"/>
         </w:rPr>
-        <w:t xml:space="preserve"> in einem eigenen, neuen Ordner im output-Verzeichnis gespeichert. </w:t>
+        <w:t xml:space="preserve"> in einem eigenen, neuen Ordner im </w:t>
+      </w:r>
+      <w:proofErr w:type="spellStart"/>
+      <w:r>
+        <w:rPr>
+          <w:rFonts w:ascii="DB Neo Office" w:hAnsi="DB Neo Office"/>
+          <w:sz w:val="24"/>
+          <w:szCs w:val="24"/>
+        </w:rPr>
+        <w:t>output</w:t>
+      </w:r>
+      <w:proofErr w:type="spellEnd"/>
+      <w:r>
+        <w:rPr>
+          <w:rFonts w:ascii="DB Neo Office" w:hAnsi="DB Neo Office"/>
+          <w:sz w:val="24"/>
+          <w:szCs w:val="24"/>
+        </w:rPr>
+        <w:t xml:space="preserve">-Verzeichnis gespeichert. </w:t>
       </w:r>
       <w:r>
         <w:rPr>
@@ -2062,7 +2464,73 @@
           <w:sz w:val="24"/>
           <w:szCs w:val="24"/>
         </w:rPr>
-        <w:t>Beispiel: output/Betra F33 1234-26/Betra F33 1234-26.docx</w:t>
+        <w:t xml:space="preserve">Beispiel: </w:t>
+      </w:r>
+      <w:proofErr w:type="spellStart"/>
+      <w:r>
+        <w:rPr>
+          <w:rFonts w:ascii="DB Neo Office" w:hAnsi="DB Neo Office"/>
+          <w:i/>
+          <w:iCs/>
+          <w:sz w:val="24"/>
+          <w:szCs w:val="24"/>
+        </w:rPr>
+        <w:t>output</w:t>
+      </w:r>
+      <w:proofErr w:type="spellEnd"/>
+      <w:r>
+        <w:rPr>
+          <w:rFonts w:ascii="DB Neo Office" w:hAnsi="DB Neo Office"/>
+          <w:i/>
+          <w:iCs/>
+          <w:sz w:val="24"/>
+          <w:szCs w:val="24"/>
+        </w:rPr>
+        <w:t>/</w:t>
+      </w:r>
+      <w:proofErr w:type="spellStart"/>
+      <w:r>
+        <w:rPr>
+          <w:rFonts w:ascii="DB Neo Office" w:hAnsi="DB Neo Office"/>
+          <w:i/>
+          <w:iCs/>
+          <w:sz w:val="24"/>
+          <w:szCs w:val="24"/>
+        </w:rPr>
+        <w:t>Betra</w:t>
+      </w:r>
+      <w:proofErr w:type="spellEnd"/>
+      <w:r>
+        <w:rPr>
+          <w:rFonts w:ascii="DB Neo Office" w:hAnsi="DB Neo Office"/>
+          <w:i/>
+          <w:iCs/>
+          <w:sz w:val="24"/>
+          <w:szCs w:val="24"/>
+        </w:rPr>
+        <w:t xml:space="preserve"> F33 1234-26/</w:t>
+      </w:r>
+      <w:proofErr w:type="spellStart"/>
+      <w:r>
+        <w:rPr>
+          <w:rFonts w:ascii="DB Neo Office" w:hAnsi="DB Neo Office"/>
+          <w:i/>
+          <w:iCs/>
+          <w:sz w:val="24"/>
+          <w:szCs w:val="24"/>
+        </w:rPr>
+        <w:t>Betra</w:t>
+      </w:r>
+      <w:proofErr w:type="spellEnd"/>
+      <w:r>
+        <w:rPr>
+          <w:rFonts w:ascii="DB Neo Office" w:hAnsi="DB Neo Office"/>
+          <w:i/>
+          <w:iCs/>
+          <w:sz w:val="24"/>
+          <w:szCs w:val="24"/>
+        </w:rPr>
+        <w:t xml:space="preserve"> F33 1234-26.docx</w:t>
       </w:r>
     </w:p>
     <w:p>
@@ -2167,8 +2635,18 @@
           <w:sz w:val="24"/>
           <w:szCs w:val="24"/>
         </w:rPr>
-        <w:t xml:space="preserve"> bzw</w:t>
-      </w:r>
+        <w:t xml:space="preserve"> </w:t>
+      </w:r>
+      <w:proofErr w:type="spellStart"/>
+      <w:r>
+        <w:rPr>
+          <w:rFonts w:ascii="DB Neo Office" w:hAnsi="DB Neo Office"/>
+          <w:sz w:val="24"/>
+          <w:szCs w:val="24"/>
+        </w:rPr>
+        <w:t>bzw</w:t>
+      </w:r>
+      <w:proofErr w:type="spellEnd"/>
       <w:r>
         <w:rPr>
           <w:rFonts w:ascii="DB Neo Office" w:hAnsi="DB Neo Office"/>
@@ -2338,7 +2816,7 @@
                     <pic:cNvPicPr/>
                   </pic:nvPicPr>
                   <pic:blipFill>
-                    <a:blip r:embed="rId11">
+                    <a:blip r:embed="rId13">
                       <a:extLst>
                         <a:ext uri="{28A0092B-C50C-407E-A947-70E740481C1C}">
                           <a14:useLocalDpi xmlns:a14="http://schemas.microsoft.com/office/drawing/2010/main" val="0"/>
@@ -2530,7 +3008,25 @@
           <w:sz w:val="24"/>
           <w:szCs w:val="24"/>
         </w:rPr>
-        <w:t>Das Programm öffnet nun (oder erstellt) die Datei output/AEL-Verrechnung.xlsx und fügt automatisch eine neue Zeile mit der Projektnummer</w:t>
+        <w:t xml:space="preserve">Das Programm öffnet nun (oder erstellt) die Datei </w:t>
+      </w:r>
+      <w:proofErr w:type="spellStart"/>
+      <w:r>
+        <w:rPr>
+          <w:rFonts w:ascii="DB Neo Office" w:hAnsi="DB Neo Office"/>
+          <w:sz w:val="24"/>
+          <w:szCs w:val="24"/>
+        </w:rPr>
+        <w:t>output</w:t>
+      </w:r>
+      <w:proofErr w:type="spellEnd"/>
+      <w:r>
+        <w:rPr>
+          <w:rFonts w:ascii="DB Neo Office" w:hAnsi="DB Neo Office"/>
+          <w:sz w:val="24"/>
+          <w:szCs w:val="24"/>
+        </w:rPr>
+        <w:t>/AEL-Verrechnung.xlsx und fügt automatisch eine neue Zeile mit der Projektnummer</w:t>
       </w:r>
       <w:r>
         <w:rPr>
@@ -2546,7 +3042,25 @@
           <w:sz w:val="24"/>
           <w:szCs w:val="24"/>
         </w:rPr>
-        <w:t>, dem heutigen Datum und dem Namen Ihrer erstellten Betra ein.</w:t>
+        <w:t xml:space="preserve">, dem heutigen Datum und dem Namen Ihrer erstellten </w:t>
+      </w:r>
+      <w:proofErr w:type="spellStart"/>
+      <w:r>
+        <w:rPr>
+          <w:rFonts w:ascii="DB Neo Office" w:hAnsi="DB Neo Office"/>
+          <w:sz w:val="24"/>
+          <w:szCs w:val="24"/>
+        </w:rPr>
+        <w:t>Betra</w:t>
+      </w:r>
+      <w:proofErr w:type="spellEnd"/>
+      <w:r>
+        <w:rPr>
+          <w:rFonts w:ascii="DB Neo Office" w:hAnsi="DB Neo Office"/>
+          <w:sz w:val="24"/>
+          <w:szCs w:val="24"/>
+        </w:rPr>
+        <w:t xml:space="preserve"> ein.</w:t>
       </w:r>
       <w:r>
         <w:rPr>
@@ -2592,7 +3106,39 @@
           <w:szCs w:val="36"/>
         </w:rPr>
         <w:lastRenderedPageBreak/>
-        <w:t>3. Module anpassen (Der modules-Ordner)</w:t>
+        <w:t>4</w:t>
+      </w:r>
+      <w:r>
+        <w:rPr>
+          <w:rFonts w:ascii="DB Neo Office Head" w:hAnsi="DB Neo Office Head"/>
+          <w:b/>
+          <w:bCs/>
+          <w:sz w:val="36"/>
+          <w:szCs w:val="36"/>
+        </w:rPr>
+        <w:t xml:space="preserve">. Module anpassen (Der </w:t>
+      </w:r>
+      <w:proofErr w:type="spellStart"/>
+      <w:r>
+        <w:rPr>
+          <w:rFonts w:ascii="DB Neo Office Head" w:hAnsi="DB Neo Office Head"/>
+          <w:b/>
+          <w:bCs/>
+          <w:sz w:val="36"/>
+          <w:szCs w:val="36"/>
+        </w:rPr>
+        <w:t>modules</w:t>
+      </w:r>
+      <w:proofErr w:type="spellEnd"/>
+      <w:r>
+        <w:rPr>
+          <w:rFonts w:ascii="DB Neo Office Head" w:hAnsi="DB Neo Office Head"/>
+          <w:b/>
+          <w:bCs/>
+          <w:sz w:val="36"/>
+          <w:szCs w:val="36"/>
+        </w:rPr>
+        <w:t>-Ordner)</w:t>
       </w:r>
     </w:p>
     <w:p>
@@ -2675,7 +3221,25 @@
           <w:sz w:val="24"/>
           <w:szCs w:val="24"/>
         </w:rPr>
-        <w:t>Öffnen Sie den Ordner modules.</w:t>
+        <w:t xml:space="preserve">Öffnen Sie den Ordner </w:t>
+      </w:r>
+      <w:proofErr w:type="spellStart"/>
+      <w:r>
+        <w:rPr>
+          <w:rFonts w:ascii="DB Neo Office" w:hAnsi="DB Neo Office"/>
+          <w:sz w:val="24"/>
+          <w:szCs w:val="24"/>
+        </w:rPr>
+        <w:t>modules</w:t>
+      </w:r>
+      <w:proofErr w:type="spellEnd"/>
+      <w:r>
+        <w:rPr>
+          <w:rFonts w:ascii="DB Neo Office" w:hAnsi="DB Neo Office"/>
+          <w:sz w:val="24"/>
+          <w:szCs w:val="24"/>
+        </w:rPr>
+        <w:t>.</w:t>
       </w:r>
     </w:p>
     <w:p>
@@ -2696,7 +3260,25 @@
           <w:sz w:val="24"/>
           <w:szCs w:val="24"/>
         </w:rPr>
-        <w:t>Öffnen Sie eine beliebige .docx-Datei mit Microsoft Word.</w:t>
+        <w:t>Öffnen Sie eine beliebige .</w:t>
+      </w:r>
+      <w:proofErr w:type="spellStart"/>
+      <w:r>
+        <w:rPr>
+          <w:rFonts w:ascii="DB Neo Office" w:hAnsi="DB Neo Office"/>
+          <w:sz w:val="24"/>
+          <w:szCs w:val="24"/>
+        </w:rPr>
+        <w:t>docx</w:t>
+      </w:r>
+      <w:proofErr w:type="spellEnd"/>
+      <w:r>
+        <w:rPr>
+          <w:rFonts w:ascii="DB Neo Office" w:hAnsi="DB Neo Office"/>
+          <w:sz w:val="24"/>
+          <w:szCs w:val="24"/>
+        </w:rPr>
+        <w:t>-Datei mit Microsoft Word.</w:t>
       </w:r>
     </w:p>
     <w:p>
@@ -2734,7 +3316,25 @@
           <w:sz w:val="24"/>
           <w:szCs w:val="24"/>
         </w:rPr>
-        <w:t xml:space="preserve">Wenn Sie das nächste Mal eine Betra mit diesem Modul erstellen, wird </w:t>
+        <w:t xml:space="preserve">Wenn Sie das nächste Mal eine </w:t>
+      </w:r>
+      <w:proofErr w:type="spellStart"/>
+      <w:r>
+        <w:rPr>
+          <w:rFonts w:ascii="DB Neo Office" w:hAnsi="DB Neo Office"/>
+          <w:sz w:val="24"/>
+          <w:szCs w:val="24"/>
+        </w:rPr>
+        <w:t>Betra</w:t>
+      </w:r>
+      <w:proofErr w:type="spellEnd"/>
+      <w:r>
+        <w:rPr>
+          <w:rFonts w:ascii="DB Neo Office" w:hAnsi="DB Neo Office"/>
+          <w:sz w:val="24"/>
+          <w:szCs w:val="24"/>
+        </w:rPr>
+        <w:t xml:space="preserve"> mit diesem Modul erstellen, wird </w:t>
       </w:r>
       <w:r>
         <w:rPr>
@@ -2854,7 +3454,17 @@
           <w:szCs w:val="36"/>
         </w:rPr>
         <w:lastRenderedPageBreak/>
-        <w:t>4. Fehlerbehebung &amp; "Notfall"-Plan</w:t>
+        <w:t>5</w:t>
+      </w:r>
+      <w:r>
+        <w:rPr>
+          <w:rFonts w:ascii="DB Neo Office Head" w:hAnsi="DB Neo Office Head"/>
+          <w:b/>
+          <w:bCs/>
+          <w:sz w:val="36"/>
+          <w:szCs w:val="36"/>
+        </w:rPr>
+        <w:t>. Fehlerbehebung &amp; "Notfall"-Plan</w:t>
       </w:r>
     </w:p>
     <w:p>
@@ -2909,7 +3519,43 @@
           <w:sz w:val="24"/>
           <w:szCs w:val="24"/>
         </w:rPr>
-        <w:t>Im Ordner backup/modules finden Sie eine saubere Kopie aller Original-Module, so wie sie bei der Installation des Programms aussahen.</w:t>
+        <w:t xml:space="preserve">Im Ordner </w:t>
+      </w:r>
+      <w:proofErr w:type="spellStart"/>
+      <w:r>
+        <w:rPr>
+          <w:rFonts w:ascii="DB Neo Office" w:hAnsi="DB Neo Office"/>
+          <w:sz w:val="24"/>
+          <w:szCs w:val="24"/>
+        </w:rPr>
+        <w:t>backup</w:t>
+      </w:r>
+      <w:proofErr w:type="spellEnd"/>
+      <w:r>
+        <w:rPr>
+          <w:rFonts w:ascii="DB Neo Office" w:hAnsi="DB Neo Office"/>
+          <w:sz w:val="24"/>
+          <w:szCs w:val="24"/>
+        </w:rPr>
+        <w:t>/</w:t>
+      </w:r>
+      <w:proofErr w:type="spellStart"/>
+      <w:r>
+        <w:rPr>
+          <w:rFonts w:ascii="DB Neo Office" w:hAnsi="DB Neo Office"/>
+          <w:sz w:val="24"/>
+          <w:szCs w:val="24"/>
+        </w:rPr>
+        <w:t>modules</w:t>
+      </w:r>
+      <w:proofErr w:type="spellEnd"/>
+      <w:r>
+        <w:rPr>
+          <w:rFonts w:ascii="DB Neo Office" w:hAnsi="DB Neo Office"/>
+          <w:sz w:val="24"/>
+          <w:szCs w:val="24"/>
+        </w:rPr>
+        <w:t xml:space="preserve"> finden Sie eine saubere Kopie aller Original-Module, so wie sie bei der Installation des Programms aussahen.</w:t>
       </w:r>
     </w:p>
     <w:p>
@@ -2949,7 +3595,43 @@
           <w:sz w:val="24"/>
           <w:szCs w:val="24"/>
         </w:rPr>
-        <w:t>Gehen Sie in den Ordner backup/modules.</w:t>
+        <w:t xml:space="preserve">Gehen Sie in den Ordner </w:t>
+      </w:r>
+      <w:proofErr w:type="spellStart"/>
+      <w:r>
+        <w:rPr>
+          <w:rFonts w:ascii="DB Neo Office" w:hAnsi="DB Neo Office"/>
+          <w:sz w:val="24"/>
+          <w:szCs w:val="24"/>
+        </w:rPr>
+        <w:t>backup</w:t>
+      </w:r>
+      <w:proofErr w:type="spellEnd"/>
+      <w:r>
+        <w:rPr>
+          <w:rFonts w:ascii="DB Neo Office" w:hAnsi="DB Neo Office"/>
+          <w:sz w:val="24"/>
+          <w:szCs w:val="24"/>
+        </w:rPr>
+        <w:t>/</w:t>
+      </w:r>
+      <w:proofErr w:type="spellStart"/>
+      <w:r>
+        <w:rPr>
+          <w:rFonts w:ascii="DB Neo Office" w:hAnsi="DB Neo Office"/>
+          <w:sz w:val="24"/>
+          <w:szCs w:val="24"/>
+        </w:rPr>
+        <w:t>modules</w:t>
+      </w:r>
+      <w:proofErr w:type="spellEnd"/>
+      <w:r>
+        <w:rPr>
+          <w:rFonts w:ascii="DB Neo Office" w:hAnsi="DB Neo Office"/>
+          <w:sz w:val="24"/>
+          <w:szCs w:val="24"/>
+        </w:rPr>
+        <w:t>.</w:t>
       </w:r>
     </w:p>
     <w:p>
@@ -3007,7 +3689,25 @@
           <w:sz w:val="24"/>
           <w:szCs w:val="24"/>
         </w:rPr>
-        <w:t>Gehen Sie in den Ordner modules.</w:t>
+        <w:t xml:space="preserve">Gehen Sie in den Ordner </w:t>
+      </w:r>
+      <w:proofErr w:type="spellStart"/>
+      <w:r>
+        <w:rPr>
+          <w:rFonts w:ascii="DB Neo Office" w:hAnsi="DB Neo Office"/>
+          <w:sz w:val="24"/>
+          <w:szCs w:val="24"/>
+        </w:rPr>
+        <w:t>modules</w:t>
+      </w:r>
+      <w:proofErr w:type="spellEnd"/>
+      <w:r>
+        <w:rPr>
+          <w:rFonts w:ascii="DB Neo Office" w:hAnsi="DB Neo Office"/>
+          <w:sz w:val="24"/>
+          <w:szCs w:val="24"/>
+        </w:rPr>
+        <w:t>.</w:t>
       </w:r>
     </w:p>
     <w:p>
@@ -3108,7 +3808,25 @@
           <w:sz w:val="24"/>
           <w:szCs w:val="24"/>
         </w:rPr>
-        <w:t>Gehen Sie in den Ordner configs.</w:t>
+        <w:t xml:space="preserve">Gehen Sie in den Ordner </w:t>
+      </w:r>
+      <w:proofErr w:type="spellStart"/>
+      <w:r>
+        <w:rPr>
+          <w:rFonts w:ascii="DB Neo Office" w:hAnsi="DB Neo Office"/>
+          <w:sz w:val="24"/>
+          <w:szCs w:val="24"/>
+        </w:rPr>
+        <w:t>configs</w:t>
+      </w:r>
+      <w:proofErr w:type="spellEnd"/>
+      <w:r>
+        <w:rPr>
+          <w:rFonts w:ascii="DB Neo Office" w:hAnsi="DB Neo Office"/>
+          <w:sz w:val="24"/>
+          <w:szCs w:val="24"/>
+        </w:rPr>
+        <w:t>.</w:t>
       </w:r>
     </w:p>
     <w:p>
@@ -3215,7 +3933,25 @@
           <w:sz w:val="24"/>
           <w:szCs w:val="24"/>
         </w:rPr>
-        <w:t xml:space="preserve"> Sie erhalten eine Fehlermeldung PermissionError beim Speichern der AEL-Daten. </w:t>
+        <w:t xml:space="preserve"> Sie erhalten eine Fehlermeldung </w:t>
+      </w:r>
+      <w:proofErr w:type="spellStart"/>
+      <w:r>
+        <w:rPr>
+          <w:rFonts w:ascii="DB Neo Office" w:hAnsi="DB Neo Office"/>
+          <w:sz w:val="24"/>
+          <w:szCs w:val="24"/>
+        </w:rPr>
+        <w:t>PermissionError</w:t>
+      </w:r>
+      <w:proofErr w:type="spellEnd"/>
+      <w:r>
+        <w:rPr>
+          <w:rFonts w:ascii="DB Neo Office" w:hAnsi="DB Neo Office"/>
+          <w:sz w:val="24"/>
+          <w:szCs w:val="24"/>
+        </w:rPr>
+        <w:t xml:space="preserve"> beim Speichern der AEL-Daten. </w:t>
       </w:r>
       <w:r>
         <w:rPr>
@@ -3305,7 +4041,17 @@
           <w:szCs w:val="36"/>
         </w:rPr>
         <w:lastRenderedPageBreak/>
-        <w:t>5. Kontakt &amp; Support</w:t>
+        <w:t>6</w:t>
+      </w:r>
+      <w:r>
+        <w:rPr>
+          <w:rFonts w:ascii="DB Neo Office Head" w:hAnsi="DB Neo Office Head"/>
+          <w:b/>
+          <w:bCs/>
+          <w:sz w:val="36"/>
+          <w:szCs w:val="36"/>
+        </w:rPr>
+        <w:t>. Kontakt &amp; Support</w:t>
       </w:r>
     </w:p>
     <w:p>
@@ -3628,7 +4374,25 @@
           <w:sz w:val="24"/>
           <w:szCs w:val="24"/>
         </w:rPr>
-        <w:t xml:space="preserve">Im Sharepoint wird bei einer Aktualisierung die neue Datei </w:t>
+        <w:t xml:space="preserve">Im </w:t>
+      </w:r>
+      <w:proofErr w:type="spellStart"/>
+      <w:r>
+        <w:rPr>
+          <w:rFonts w:ascii="DB Neo Office" w:hAnsi="DB Neo Office"/>
+          <w:sz w:val="24"/>
+          <w:szCs w:val="24"/>
+        </w:rPr>
+        <w:t>Sharepoint</w:t>
+      </w:r>
+      <w:proofErr w:type="spellEnd"/>
+      <w:r>
+        <w:rPr>
+          <w:rFonts w:ascii="DB Neo Office" w:hAnsi="DB Neo Office"/>
+          <w:sz w:val="24"/>
+          <w:szCs w:val="24"/>
+        </w:rPr>
+        <w:t xml:space="preserve"> wird bei einer Aktualisierung die neue Datei </w:t>
       </w:r>
       <w:r>
         <w:rPr>
@@ -3646,7 +4410,23 @@
           <w:sz w:val="24"/>
           <w:szCs w:val="24"/>
         </w:rPr>
-        <w:t xml:space="preserve"> bereitgestellt</w:t>
+        <w:t xml:space="preserve"> </w:t>
+      </w:r>
+      <w:r>
+        <w:rPr>
+          <w:rFonts w:ascii="DB Neo Office" w:hAnsi="DB Neo Office"/>
+          <w:sz w:val="24"/>
+          <w:szCs w:val="24"/>
+        </w:rPr>
+        <w:t xml:space="preserve">(und ggf. weitere neue Dateien) </w:t>
+      </w:r>
+      <w:r>
+        <w:rPr>
+          <w:rFonts w:ascii="DB Neo Office" w:hAnsi="DB Neo Office"/>
+          <w:sz w:val="24"/>
+          <w:szCs w:val="24"/>
+        </w:rPr>
+        <w:t>bereitgestellt</w:t>
       </w:r>
       <w:r>
         <w:rPr>
@@ -3675,46 +4455,51 @@
           <w:sz w:val="24"/>
           <w:szCs w:val="24"/>
         </w:rPr>
-        <w:t>Laden Sie diese Datei herunter.</w:t>
-      </w:r>
-    </w:p>
-    <w:p>
-      <w:pPr>
-        <w:numPr>
-          <w:ilvl w:val="0"/>
-          <w:numId w:val="13"/>
-        </w:numPr>
-        <w:rPr>
-          <w:rFonts w:ascii="DB Neo Office" w:hAnsi="DB Neo Office"/>
-          <w:sz w:val="24"/>
-          <w:szCs w:val="24"/>
-        </w:rPr>
-      </w:pPr>
-      <w:r>
-        <w:rPr>
-          <w:rFonts w:ascii="DB Neo Office" w:hAnsi="DB Neo Office"/>
-          <w:sz w:val="24"/>
-          <w:szCs w:val="24"/>
-        </w:rPr>
-        <w:t xml:space="preserve">Gehen Sie in Ihren Programm-Ordner und </w:t>
-      </w:r>
-      <w:r>
-        <w:rPr>
-          <w:rFonts w:ascii="DB Neo Office" w:hAnsi="DB Neo Office"/>
-          <w:b/>
-          <w:bCs/>
-          <w:sz w:val="24"/>
-          <w:szCs w:val="24"/>
-        </w:rPr>
-        <w:t>ersetzen</w:t>
-      </w:r>
-      <w:r>
-        <w:rPr>
-          <w:rFonts w:ascii="DB Neo Office" w:hAnsi="DB Neo Office"/>
-          <w:sz w:val="24"/>
-          <w:szCs w:val="24"/>
-        </w:rPr>
-        <w:t xml:space="preserve"> Sie die alte .exe-Datei durch die neue.</w:t>
+        <w:t>Kopieren Sie alles, was in dem</w:t>
+      </w:r>
+      <w:r>
+        <w:rPr>
+          <w:rFonts w:ascii="DB Neo Office" w:hAnsi="DB Neo Office"/>
+          <w:sz w:val="24"/>
+          <w:szCs w:val="24"/>
+        </w:rPr>
+        <w:t xml:space="preserve"> jeweiliges Versionsordner </w:t>
+      </w:r>
+      <w:proofErr w:type="gramStart"/>
+      <w:r>
+        <w:rPr>
+          <w:rFonts w:ascii="DB Neo Office" w:hAnsi="DB Neo Office"/>
+          <w:sz w:val="24"/>
+          <w:szCs w:val="24"/>
+        </w:rPr>
+        <w:t>ist</w:t>
+      </w:r>
+      <w:proofErr w:type="gramEnd"/>
+      <w:r>
+        <w:rPr>
+          <w:rFonts w:ascii="DB Neo Office" w:hAnsi="DB Neo Office"/>
+          <w:sz w:val="24"/>
+          <w:szCs w:val="24"/>
+        </w:rPr>
+        <w:t xml:space="preserve"> und fügen Sie dies in Ihren Ordner des </w:t>
+      </w:r>
+      <w:proofErr w:type="spellStart"/>
+      <w:r>
+        <w:rPr>
+          <w:rFonts w:ascii="DB Neo Office" w:hAnsi="DB Neo Office"/>
+          <w:sz w:val="24"/>
+          <w:szCs w:val="24"/>
+        </w:rPr>
+        <w:t>BetraTools</w:t>
+      </w:r>
+      <w:proofErr w:type="spellEnd"/>
+      <w:r>
+        <w:rPr>
+          <w:rFonts w:ascii="DB Neo Office" w:hAnsi="DB Neo Office"/>
+          <w:sz w:val="24"/>
+          <w:szCs w:val="24"/>
+        </w:rPr>
+        <w:t xml:space="preserve"> ein. Überschreiben Sie alles!</w:t>
       </w:r>
     </w:p>
     <w:p>
@@ -3752,6 +4537,7 @@
         </w:rPr>
         <w:t xml:space="preserve">Da die Ordner </w:t>
       </w:r>
+      <w:proofErr w:type="spellStart"/>
       <w:r>
         <w:rPr>
           <w:rFonts w:ascii="DB Neo Office" w:hAnsi="DB Neo Office"/>
@@ -3762,6 +4548,7 @@
         </w:rPr>
         <w:t>modules</w:t>
       </w:r>
+      <w:proofErr w:type="spellEnd"/>
       <w:r>
         <w:rPr>
           <w:rFonts w:ascii="DB Neo Office" w:hAnsi="DB Neo Office"/>
@@ -3770,6 +4557,7 @@
         </w:rPr>
         <w:t xml:space="preserve">, </w:t>
       </w:r>
+      <w:proofErr w:type="spellStart"/>
       <w:r>
         <w:rPr>
           <w:rFonts w:ascii="DB Neo Office" w:hAnsi="DB Neo Office"/>
@@ -3780,6 +4568,7 @@
         </w:rPr>
         <w:t>configs</w:t>
       </w:r>
+      <w:proofErr w:type="spellEnd"/>
       <w:r>
         <w:rPr>
           <w:rFonts w:ascii="DB Neo Office" w:hAnsi="DB Neo Office"/>
@@ -3788,6 +4577,7 @@
         </w:rPr>
         <w:t xml:space="preserve"> und </w:t>
       </w:r>
+      <w:proofErr w:type="spellStart"/>
       <w:r>
         <w:rPr>
           <w:rFonts w:ascii="DB Neo Office" w:hAnsi="DB Neo Office"/>
@@ -3798,6 +4588,7 @@
         </w:rPr>
         <w:t>output</w:t>
       </w:r>
+      <w:proofErr w:type="spellEnd"/>
       <w:r>
         <w:rPr>
           <w:rFonts w:ascii="DB Neo Office" w:hAnsi="DB Neo Office"/>
@@ -3831,7 +4622,43 @@
           <w:sz w:val="24"/>
           <w:szCs w:val="24"/>
         </w:rPr>
-        <w:t xml:space="preserve"> Löschen Sie die Ordner configs oder modules nur, wenn Sie das Programm komplett auf den "Werkszustand" zurücksetzen möchten.</w:t>
+        <w:t xml:space="preserve"> Löschen Sie die Ordner </w:t>
+      </w:r>
+      <w:proofErr w:type="spellStart"/>
+      <w:r>
+        <w:rPr>
+          <w:rFonts w:ascii="DB Neo Office" w:hAnsi="DB Neo Office"/>
+          <w:sz w:val="24"/>
+          <w:szCs w:val="24"/>
+        </w:rPr>
+        <w:t>configs</w:t>
+      </w:r>
+      <w:proofErr w:type="spellEnd"/>
+      <w:r>
+        <w:rPr>
+          <w:rFonts w:ascii="DB Neo Office" w:hAnsi="DB Neo Office"/>
+          <w:sz w:val="24"/>
+          <w:szCs w:val="24"/>
+        </w:rPr>
+        <w:t xml:space="preserve"> oder </w:t>
+      </w:r>
+      <w:proofErr w:type="spellStart"/>
+      <w:r>
+        <w:rPr>
+          <w:rFonts w:ascii="DB Neo Office" w:hAnsi="DB Neo Office"/>
+          <w:sz w:val="24"/>
+          <w:szCs w:val="24"/>
+        </w:rPr>
+        <w:t>modules</w:t>
+      </w:r>
+      <w:proofErr w:type="spellEnd"/>
+      <w:r>
+        <w:rPr>
+          <w:rFonts w:ascii="DB Neo Office" w:hAnsi="DB Neo Office"/>
+          <w:sz w:val="24"/>
+          <w:szCs w:val="24"/>
+        </w:rPr>
+        <w:t xml:space="preserve"> nur, wenn Sie das Programm komplett auf den "Werkszustand" zurücksetzen möchten.</w:t>
       </w:r>
     </w:p>
     <w:p>
@@ -3873,7 +4700,7 @@
       </w:r>
     </w:p>
     <w:sectPr>
-      <w:footerReference w:type="default" r:id="rId12"/>
+      <w:footerReference w:type="default" r:id="rId14"/>
       <w:pgSz w:w="11906" w:h="16838"/>
       <w:pgMar w:top="1417" w:right="1417" w:bottom="1134" w:left="1417" w:header="708" w:footer="708" w:gutter="0"/>
       <w:cols w:space="708"/>
@@ -3918,9 +4745,11 @@
     <w:r>
       <w:t>Benutzerhandbuch „</w:t>
     </w:r>
+    <w:proofErr w:type="spellStart"/>
     <w:r>
       <w:t>BetraTool</w:t>
     </w:r>
+    <w:proofErr w:type="spellEnd"/>
     <w:r>
       <w:t>“</w:t>
     </w:r>
@@ -3939,6 +4768,7 @@
           <w:docPartUnique/>
         </w:docPartObj>
       </w:sdtPr>
+      <w:sdtEndPr/>
       <w:sdtContent>
         <w:r>
           <w:fldChar w:fldCharType="begin"/>
@@ -4458,6 +5288,95 @@
     </w:lvl>
   </w:abstractNum>
   <w:abstractNum w:abstractNumId="4" w15:restartNumberingAfterBreak="0">
+    <w:nsid w:val="2ADC01EE"/>
+    <w:multiLevelType w:val="hybridMultilevel"/>
+    <w:tmpl w:val="457CFEA8"/>
+    <w:lvl w:ilvl="0" w:tplc="0407000F">
+      <w:start w:val="1"/>
+      <w:numFmt w:val="decimal"/>
+      <w:lvlText w:val="%1."/>
+      <w:lvlJc w:val="left"/>
+      <w:pPr>
+        <w:ind w:left="720" w:hanging="360"/>
+      </w:pPr>
+      <w:rPr>
+        <w:rFonts w:hint="default"/>
+      </w:rPr>
+    </w:lvl>
+    <w:lvl w:ilvl="1" w:tplc="04070019" w:tentative="1">
+      <w:start w:val="1"/>
+      <w:numFmt w:val="lowerLetter"/>
+      <w:lvlText w:val="%2."/>
+      <w:lvlJc w:val="left"/>
+      <w:pPr>
+        <w:ind w:left="1440" w:hanging="360"/>
+      </w:pPr>
+    </w:lvl>
+    <w:lvl w:ilvl="2" w:tplc="0407001B" w:tentative="1">
+      <w:start w:val="1"/>
+      <w:numFmt w:val="lowerRoman"/>
+      <w:lvlText w:val="%3."/>
+      <w:lvlJc w:val="right"/>
+      <w:pPr>
+        <w:ind w:left="2160" w:hanging="180"/>
+      </w:pPr>
+    </w:lvl>
+    <w:lvl w:ilvl="3" w:tplc="0407000F" w:tentative="1">
+      <w:start w:val="1"/>
+      <w:numFmt w:val="decimal"/>
+      <w:lvlText w:val="%4."/>
+      <w:lvlJc w:val="left"/>
+      <w:pPr>
+        <w:ind w:left="2880" w:hanging="360"/>
+      </w:pPr>
+    </w:lvl>
+    <w:lvl w:ilvl="4" w:tplc="04070019" w:tentative="1">
+      <w:start w:val="1"/>
+      <w:numFmt w:val="lowerLetter"/>
+      <w:lvlText w:val="%5."/>
+      <w:lvlJc w:val="left"/>
+      <w:pPr>
+        <w:ind w:left="3600" w:hanging="360"/>
+      </w:pPr>
+    </w:lvl>
+    <w:lvl w:ilvl="5" w:tplc="0407001B" w:tentative="1">
+      <w:start w:val="1"/>
+      <w:numFmt w:val="lowerRoman"/>
+      <w:lvlText w:val="%6."/>
+      <w:lvlJc w:val="right"/>
+      <w:pPr>
+        <w:ind w:left="4320" w:hanging="180"/>
+      </w:pPr>
+    </w:lvl>
+    <w:lvl w:ilvl="6" w:tplc="0407000F" w:tentative="1">
+      <w:start w:val="1"/>
+      <w:numFmt w:val="decimal"/>
+      <w:lvlText w:val="%7."/>
+      <w:lvlJc w:val="left"/>
+      <w:pPr>
+        <w:ind w:left="5040" w:hanging="360"/>
+      </w:pPr>
+    </w:lvl>
+    <w:lvl w:ilvl="7" w:tplc="04070019" w:tentative="1">
+      <w:start w:val="1"/>
+      <w:numFmt w:val="lowerLetter"/>
+      <w:lvlText w:val="%8."/>
+      <w:lvlJc w:val="left"/>
+      <w:pPr>
+        <w:ind w:left="5760" w:hanging="360"/>
+      </w:pPr>
+    </w:lvl>
+    <w:lvl w:ilvl="8" w:tplc="0407001B" w:tentative="1">
+      <w:start w:val="1"/>
+      <w:numFmt w:val="lowerRoman"/>
+      <w:lvlText w:val="%9."/>
+      <w:lvlJc w:val="right"/>
+      <w:pPr>
+        <w:ind w:left="6480" w:hanging="180"/>
+      </w:pPr>
+    </w:lvl>
+  </w:abstractNum>
+  <w:abstractNum w:abstractNumId="5" w15:restartNumberingAfterBreak="0">
     <w:nsid w:val="2F533874"/>
     <w:multiLevelType w:val="multilevel"/>
     <w:tmpl w:val="0F76A6A2"/>
@@ -4606,7 +5525,7 @@
       </w:rPr>
     </w:lvl>
   </w:abstractNum>
-  <w:abstractNum w:abstractNumId="5" w15:restartNumberingAfterBreak="0">
+  <w:abstractNum w:abstractNumId="6" w15:restartNumberingAfterBreak="0">
     <w:nsid w:val="36226A10"/>
     <w:multiLevelType w:val="multilevel"/>
     <w:tmpl w:val="EBF4AE4C"/>
@@ -4730,7 +5649,7 @@
       </w:pPr>
     </w:lvl>
   </w:abstractNum>
-  <w:abstractNum w:abstractNumId="6" w15:restartNumberingAfterBreak="0">
+  <w:abstractNum w:abstractNumId="7" w15:restartNumberingAfterBreak="0">
     <w:nsid w:val="37130154"/>
     <w:multiLevelType w:val="multilevel"/>
     <w:tmpl w:val="485415EC"/>
@@ -4843,7 +5762,7 @@
       </w:pPr>
     </w:lvl>
   </w:abstractNum>
-  <w:abstractNum w:abstractNumId="7" w15:restartNumberingAfterBreak="0">
+  <w:abstractNum w:abstractNumId="8" w15:restartNumberingAfterBreak="0">
     <w:nsid w:val="45CD173C"/>
     <w:multiLevelType w:val="multilevel"/>
     <w:tmpl w:val="233AA9DC"/>
@@ -4956,7 +5875,7 @@
       </w:pPr>
     </w:lvl>
   </w:abstractNum>
-  <w:abstractNum w:abstractNumId="8" w15:restartNumberingAfterBreak="0">
+  <w:abstractNum w:abstractNumId="9" w15:restartNumberingAfterBreak="0">
     <w:nsid w:val="46463952"/>
     <w:multiLevelType w:val="multilevel"/>
     <w:tmpl w:val="6840C378"/>
@@ -5069,7 +5988,7 @@
       </w:pPr>
     </w:lvl>
   </w:abstractNum>
-  <w:abstractNum w:abstractNumId="9" w15:restartNumberingAfterBreak="0">
+  <w:abstractNum w:abstractNumId="10" w15:restartNumberingAfterBreak="0">
     <w:nsid w:val="4E1425CE"/>
     <w:multiLevelType w:val="multilevel"/>
     <w:tmpl w:val="ED9291D8"/>
@@ -5182,7 +6101,7 @@
       </w:pPr>
     </w:lvl>
   </w:abstractNum>
-  <w:abstractNum w:abstractNumId="10" w15:restartNumberingAfterBreak="0">
+  <w:abstractNum w:abstractNumId="11" w15:restartNumberingAfterBreak="0">
     <w:nsid w:val="5FA92C81"/>
     <w:multiLevelType w:val="multilevel"/>
     <w:tmpl w:val="36748F4E"/>
@@ -5295,7 +6214,7 @@
       </w:pPr>
     </w:lvl>
   </w:abstractNum>
-  <w:abstractNum w:abstractNumId="11" w15:restartNumberingAfterBreak="0">
+  <w:abstractNum w:abstractNumId="12" w15:restartNumberingAfterBreak="0">
     <w:nsid w:val="627454A8"/>
     <w:multiLevelType w:val="multilevel"/>
     <w:tmpl w:val="D646DF2C"/>
@@ -5412,7 +6331,7 @@
       </w:pPr>
     </w:lvl>
   </w:abstractNum>
-  <w:abstractNum w:abstractNumId="12" w15:restartNumberingAfterBreak="0">
+  <w:abstractNum w:abstractNumId="13" w15:restartNumberingAfterBreak="0">
     <w:nsid w:val="7E222C37"/>
     <w:multiLevelType w:val="multilevel"/>
     <w:tmpl w:val="FC341E36"/>
@@ -5526,7 +6445,7 @@
     </w:lvl>
   </w:abstractNum>
   <w:num w:numId="1" w16cid:durableId="306589442">
-    <w:abstractNumId w:val="10"/>
+    <w:abstractNumId w:val="11"/>
   </w:num>
   <w:num w:numId="2" w16cid:durableId="114259238">
     <w:abstractNumId w:val="2"/>
@@ -5535,34 +6454,37 @@
     <w:abstractNumId w:val="1"/>
   </w:num>
   <w:num w:numId="4" w16cid:durableId="802507472">
-    <w:abstractNumId w:val="11"/>
+    <w:abstractNumId w:val="12"/>
   </w:num>
   <w:num w:numId="5" w16cid:durableId="1134518916">
-    <w:abstractNumId w:val="9"/>
+    <w:abstractNumId w:val="10"/>
   </w:num>
   <w:num w:numId="6" w16cid:durableId="1328634690">
     <w:abstractNumId w:val="3"/>
   </w:num>
   <w:num w:numId="7" w16cid:durableId="582689488">
-    <w:abstractNumId w:val="12"/>
+    <w:abstractNumId w:val="13"/>
   </w:num>
   <w:num w:numId="8" w16cid:durableId="980886958">
-    <w:abstractNumId w:val="6"/>
+    <w:abstractNumId w:val="7"/>
   </w:num>
   <w:num w:numId="9" w16cid:durableId="702250178">
-    <w:abstractNumId w:val="8"/>
+    <w:abstractNumId w:val="9"/>
   </w:num>
   <w:num w:numId="10" w16cid:durableId="2116821825">
     <w:abstractNumId w:val="0"/>
   </w:num>
   <w:num w:numId="11" w16cid:durableId="698432954">
+    <w:abstractNumId w:val="6"/>
+  </w:num>
+  <w:num w:numId="12" w16cid:durableId="466162321">
     <w:abstractNumId w:val="5"/>
   </w:num>
-  <w:num w:numId="12" w16cid:durableId="466162321">
+  <w:num w:numId="13" w16cid:durableId="141654396">
+    <w:abstractNumId w:val="8"/>
+  </w:num>
+  <w:num w:numId="14" w16cid:durableId="1424957909">
     <w:abstractNumId w:val="4"/>
-  </w:num>
-  <w:num w:numId="13" w16cid:durableId="141654396">
-    <w:abstractNumId w:val="7"/>
   </w:num>
 </w:numbering>
 </file>
@@ -6170,6 +7092,7 @@
   <w:style w:type="character" w:default="1" w:styleId="Absatz-Standardschriftart">
     <w:name w:val="Default Paragraph Font"/>
     <w:uiPriority w:val="1"/>
+    <w:semiHidden/>
     <w:unhideWhenUsed/>
   </w:style>
   <w:style w:type="table" w:default="1" w:styleId="NormaleTabelle">
